--- a/fra/docx/19.content.docx
+++ b/fra/docx/19.content.docx
@@ -19,7 +19,7 @@
         <w:rPr>
           <w:lang w:val="fr_FR" w:bidi="fr_FR"/>
         </w:rPr>
-        <w:t>Resource: Notes d'étude - Introductions aux livres (Tyndale)</w:t>
+        <w:t>Resource: Tyndale Open Study Notes</w:t>
       </w:r>
       <w:r>
         <w:rPr>
@@ -112,7 +112,7 @@
         <w:rPr>
           <w:lang w:val="fr_FR" w:bidi="fr_FR"/>
         </w:rPr>
-        <w:t>Notes d'étude - Introductions aux livres (Tyndale)</w:t>
+        <w:t>Tyndale Open Study Notes</w:t>
       </w:r>
     </w:p>
     <w:p>

--- a/fra/docx/19.content.docx
+++ b/fra/docx/19.content.docx
@@ -19,7 +19,7 @@
         <w:rPr>
           <w:lang w:val="fr_FR" w:bidi="fr_FR"/>
         </w:rPr>
-        <w:t>Resource: Tyndale Open Study Notes</w:t>
+        <w:t>Resource: Aquifer Open Study Notes (Book Intros)</w:t>
       </w:r>
       <w:r>
         <w:rPr>
@@ -112,7 +112,7 @@
         <w:rPr>
           <w:lang w:val="fr_FR" w:bidi="fr_FR"/>
         </w:rPr>
-        <w:t>Tyndale Open Study Notes</w:t>
+        <w:t>Aquifer Open Study Notes (Book Intros)</w:t>
       </w:r>
     </w:p>
     <w:p>

--- a/fra/docx/19.content.docx
+++ b/fra/docx/19.content.docx
@@ -258,18 +258,12 @@
         </w:rPr>
         <w:t xml:space="preserve">Les psaumes, comme toute l'Écriture, sont inspirés et donnés par Dieu (voir </w:t>
       </w:r>
-      <w:hyperlink r:id="rId13">
-        <w:r>
-          <w:rPr>
-            <w:lang w:val="fr_FR" w:bidi="fr_FR"/>
-          </w:rPr>
-          <w:rPr>
-            <w:color w:val="0000EE"/>
-            <w:u w:val="single"/>
-          </w:rPr>
-          <w:t>2Tm 3.16</w:t>
-        </w:r>
-      </w:hyperlink>
+      <w:r>
+        <w:rPr>
+          <w:lang w:val="fr_FR" w:bidi="fr_FR"/>
+        </w:rPr>
+        <w:t>2Tm 3.16</w:t>
+      </w:r>
       <w:r>
         <w:rPr>
           <w:lang w:val="fr_FR" w:bidi="fr_FR"/>
@@ -290,36 +284,24 @@
         </w:rPr>
         <w:t>Les deux premiers psaumes introduisent l’ensemble du Psautier. Le</w:t>
       </w:r>
-      <w:hyperlink r:id="rId14">
-        <w:r>
-          <w:rPr>
-            <w:lang w:val="fr_FR" w:bidi="fr_FR"/>
-          </w:rPr>
-          <w:rPr>
-            <w:color w:val="0000EE"/>
-            <w:u w:val="single"/>
-          </w:rPr>
-          <w:t xml:space="preserve"> Ps 1</w:t>
-        </w:r>
-      </w:hyperlink>
+      <w:r>
+        <w:rPr>
+          <w:lang w:val="fr_FR" w:bidi="fr_FR"/>
+        </w:rPr>
+        <w:t xml:space="preserve"> Ps 1</w:t>
+      </w:r>
       <w:r>
         <w:rPr>
           <w:lang w:val="fr_FR" w:bidi="fr_FR"/>
         </w:rPr>
         <w:t xml:space="preserve"> décrit une personne pieuse qui se réjouit en Dieu, vit selon l'instruction divine et n'est pas influencée par les malfaiteurs. Le</w:t>
       </w:r>
-      <w:hyperlink r:id="rId14">
-        <w:r>
-          <w:rPr>
-            <w:lang w:val="fr_FR" w:bidi="fr_FR"/>
-          </w:rPr>
-          <w:rPr>
-            <w:color w:val="0000EE"/>
-            <w:u w:val="single"/>
-          </w:rPr>
-          <w:t xml:space="preserve"> Ps 1</w:t>
-        </w:r>
-      </w:hyperlink>
+      <w:r>
+        <w:rPr>
+          <w:lang w:val="fr_FR" w:bidi="fr_FR"/>
+        </w:rPr>
+        <w:t xml:space="preserve"> Ps 1</w:t>
+      </w:r>
       <w:r>
         <w:rPr>
           <w:lang w:val="fr_FR" w:bidi="fr_FR"/>
@@ -340,18 +322,12 @@
         </w:rPr>
         <w:t xml:space="preserve">Le </w:t>
       </w:r>
-      <w:hyperlink r:id="rId15">
-        <w:r>
-          <w:rPr>
-            <w:lang w:val="fr_FR" w:bidi="fr_FR"/>
-          </w:rPr>
-          <w:rPr>
-            <w:color w:val="0000EE"/>
-            <w:u w:val="single"/>
-          </w:rPr>
-          <w:t>Ps 2</w:t>
-        </w:r>
-      </w:hyperlink>
+      <w:r>
+        <w:rPr>
+          <w:lang w:val="fr_FR" w:bidi="fr_FR"/>
+        </w:rPr>
+        <w:t>Ps 2</w:t>
+      </w:r>
       <w:r>
         <w:rPr>
           <w:lang w:val="fr_FR" w:bidi="fr_FR"/>
@@ -419,72 +395,48 @@
         </w:rPr>
         <w:t>Les éditeurs ont placé les</w:t>
       </w:r>
-      <w:hyperlink r:id="rId14">
-        <w:r>
-          <w:rPr>
-            <w:lang w:val="fr_FR" w:bidi="fr_FR"/>
-          </w:rPr>
-          <w:rPr>
-            <w:color w:val="0000EE"/>
-            <w:u w:val="single"/>
-          </w:rPr>
-          <w:t xml:space="preserve"> Ps 1</w:t>
-        </w:r>
-      </w:hyperlink>
+      <w:r>
+        <w:rPr>
+          <w:lang w:val="fr_FR" w:bidi="fr_FR"/>
+        </w:rPr>
+        <w:t xml:space="preserve"> Ps 1</w:t>
+      </w:r>
       <w:r>
         <w:rPr>
           <w:lang w:val="fr_FR" w:bidi="fr_FR"/>
         </w:rPr>
         <w:t xml:space="preserve"> et </w:t>
       </w:r>
-      <w:hyperlink r:id="rId15">
-        <w:r>
-          <w:rPr>
-            <w:lang w:val="fr_FR" w:bidi="fr_FR"/>
-          </w:rPr>
-          <w:rPr>
-            <w:color w:val="0000EE"/>
-            <w:u w:val="single"/>
-          </w:rPr>
-          <w:t>2</w:t>
-        </w:r>
-      </w:hyperlink>
+      <w:r>
+        <w:rPr>
+          <w:lang w:val="fr_FR" w:bidi="fr_FR"/>
+        </w:rPr>
+        <w:t>2</w:t>
+      </w:r>
       <w:r>
         <w:rPr>
           <w:lang w:val="fr_FR" w:bidi="fr_FR"/>
         </w:rPr>
         <w:t xml:space="preserve"> comme une introduction à l'ensemble du livre. Les deux psaumes offrent des portraits idéalisés : le</w:t>
       </w:r>
-      <w:hyperlink r:id="rId14">
-        <w:r>
-          <w:rPr>
-            <w:lang w:val="fr_FR" w:bidi="fr_FR"/>
-          </w:rPr>
-          <w:rPr>
-            <w:color w:val="0000EE"/>
-            <w:u w:val="single"/>
-          </w:rPr>
-          <w:t xml:space="preserve"> Ps 1</w:t>
-        </w:r>
-      </w:hyperlink>
+      <w:r>
+        <w:rPr>
+          <w:lang w:val="fr_FR" w:bidi="fr_FR"/>
+        </w:rPr>
+        <w:t xml:space="preserve"> Ps 1</w:t>
+      </w:r>
       <w:r>
         <w:rPr>
           <w:lang w:val="fr_FR" w:bidi="fr_FR"/>
         </w:rPr>
         <w:t xml:space="preserve"> dépeint la personne pieuse idéale qui vit selon l'instruction de Dieu. Le </w:t>
       </w:r>
-      <w:hyperlink r:id="rId15">
-        <w:r>
-          <w:rPr>
-            <w:lang w:val="fr_FR" w:bidi="fr_FR"/>
-          </w:rPr>
-          <w:rPr>
-            <w:color w:val="0000EE"/>
-            <w:u w:val="single"/>
-          </w:rPr>
-          <w:t>Ps 2</w:t>
-        </w:r>
-      </w:hyperlink>
+      <w:r>
+        <w:rPr>
+          <w:lang w:val="fr_FR" w:bidi="fr_FR"/>
+        </w:rPr>
+        <w:t>Ps 2</w:t>
+      </w:r>
       <w:r>
         <w:rPr>
           <w:lang w:val="fr_FR" w:bidi="fr_FR"/>
@@ -509,162 +461,108 @@
         </w:rPr>
         <w:t>Les psaumes individuels ont été rassemblés en groupes. Les éditeurs ont structuré ces regroupements en cinq grandes collections : livre Un (</w:t>
       </w:r>
-      <w:hyperlink r:id="rId16">
-        <w:r>
-          <w:rPr>
-            <w:lang w:val="fr_FR" w:bidi="fr_FR"/>
-          </w:rPr>
-          <w:rPr>
-            <w:color w:val="0000EE"/>
-            <w:u w:val="single"/>
-          </w:rPr>
-          <w:t>Ps 1–41</w:t>
-        </w:r>
-      </w:hyperlink>
+      <w:r>
+        <w:rPr>
+          <w:lang w:val="fr_FR" w:bidi="fr_FR"/>
+        </w:rPr>
+        <w:t>Ps 1–41</w:t>
+      </w:r>
       <w:r>
         <w:rPr>
           <w:lang w:val="fr_FR" w:bidi="fr_FR"/>
         </w:rPr>
         <w:t xml:space="preserve">, clôturé par une doxologie en </w:t>
       </w:r>
-      <w:hyperlink r:id="rId17">
-        <w:r>
-          <w:rPr>
-            <w:lang w:val="fr_FR" w:bidi="fr_FR"/>
-          </w:rPr>
-          <w:rPr>
-            <w:color w:val="0000EE"/>
-            <w:u w:val="single"/>
-          </w:rPr>
-          <w:t>41.13</w:t>
-        </w:r>
-      </w:hyperlink>
+      <w:r>
+        <w:rPr>
+          <w:lang w:val="fr_FR" w:bidi="fr_FR"/>
+        </w:rPr>
+        <w:t>41.13</w:t>
+      </w:r>
       <w:r>
         <w:rPr>
           <w:lang w:val="fr_FR" w:bidi="fr_FR"/>
         </w:rPr>
         <w:t>), livre Deux (</w:t>
       </w:r>
-      <w:hyperlink r:id="rId18">
-        <w:r>
-          <w:rPr>
-            <w:lang w:val="fr_FR" w:bidi="fr_FR"/>
-          </w:rPr>
-          <w:rPr>
-            <w:color w:val="0000EE"/>
-            <w:u w:val="single"/>
-          </w:rPr>
-          <w:t>Ps 42–72</w:t>
-        </w:r>
-      </w:hyperlink>
+      <w:r>
+        <w:rPr>
+          <w:lang w:val="fr_FR" w:bidi="fr_FR"/>
+        </w:rPr>
+        <w:t>Ps 42–72</w:t>
+      </w:r>
       <w:r>
         <w:rPr>
           <w:lang w:val="fr_FR" w:bidi="fr_FR"/>
         </w:rPr>
         <w:t xml:space="preserve">, avec une doxologie en </w:t>
       </w:r>
-      <w:hyperlink r:id="rId19">
-        <w:r>
-          <w:rPr>
-            <w:lang w:val="fr_FR" w:bidi="fr_FR"/>
-          </w:rPr>
-          <w:rPr>
-            <w:color w:val="0000EE"/>
-            <w:u w:val="single"/>
-          </w:rPr>
-          <w:t>72.19</w:t>
-        </w:r>
-      </w:hyperlink>
+      <w:r>
+        <w:rPr>
+          <w:lang w:val="fr_FR" w:bidi="fr_FR"/>
+        </w:rPr>
+        <w:t>72.19</w:t>
+      </w:r>
       <w:r>
         <w:rPr>
           <w:lang w:val="fr_FR" w:bidi="fr_FR"/>
         </w:rPr>
         <w:t>), livre Trois (</w:t>
       </w:r>
-      <w:hyperlink r:id="rId20">
-        <w:r>
-          <w:rPr>
-            <w:lang w:val="fr_FR" w:bidi="fr_FR"/>
-          </w:rPr>
-          <w:rPr>
-            <w:color w:val="0000EE"/>
-            <w:u w:val="single"/>
-          </w:rPr>
-          <w:t>Ps 73–89</w:t>
-        </w:r>
-      </w:hyperlink>
+      <w:r>
+        <w:rPr>
+          <w:lang w:val="fr_FR" w:bidi="fr_FR"/>
+        </w:rPr>
+        <w:t>Ps 73–89</w:t>
+      </w:r>
       <w:r>
         <w:rPr>
           <w:lang w:val="fr_FR" w:bidi="fr_FR"/>
         </w:rPr>
         <w:t xml:space="preserve">, avec une doxologie en </w:t>
       </w:r>
-      <w:hyperlink r:id="rId21">
-        <w:r>
-          <w:rPr>
-            <w:lang w:val="fr_FR" w:bidi="fr_FR"/>
-          </w:rPr>
-          <w:rPr>
-            <w:color w:val="0000EE"/>
-            <w:u w:val="single"/>
-          </w:rPr>
-          <w:t>89.52</w:t>
-        </w:r>
-      </w:hyperlink>
+      <w:r>
+        <w:rPr>
+          <w:lang w:val="fr_FR" w:bidi="fr_FR"/>
+        </w:rPr>
+        <w:t>89.52</w:t>
+      </w:r>
       <w:r>
         <w:rPr>
           <w:lang w:val="fr_FR" w:bidi="fr_FR"/>
         </w:rPr>
         <w:t>), livre Quatre (</w:t>
       </w:r>
-      <w:hyperlink r:id="rId22">
-        <w:r>
-          <w:rPr>
-            <w:lang w:val="fr_FR" w:bidi="fr_FR"/>
-          </w:rPr>
-          <w:rPr>
-            <w:color w:val="0000EE"/>
-            <w:u w:val="single"/>
-          </w:rPr>
-          <w:t>Ps 90–106</w:t>
-        </w:r>
-      </w:hyperlink>
+      <w:r>
+        <w:rPr>
+          <w:lang w:val="fr_FR" w:bidi="fr_FR"/>
+        </w:rPr>
+        <w:t>Ps 90–106</w:t>
+      </w:r>
       <w:r>
         <w:rPr>
           <w:lang w:val="fr_FR" w:bidi="fr_FR"/>
         </w:rPr>
         <w:t xml:space="preserve">, avec une doxologie en </w:t>
       </w:r>
-      <w:hyperlink r:id="rId23">
-        <w:r>
-          <w:rPr>
-            <w:lang w:val="fr_FR" w:bidi="fr_FR"/>
-          </w:rPr>
-          <w:rPr>
-            <w:color w:val="0000EE"/>
-            <w:u w:val="single"/>
-          </w:rPr>
-          <w:t>106.48</w:t>
-        </w:r>
-      </w:hyperlink>
+      <w:r>
+        <w:rPr>
+          <w:lang w:val="fr_FR" w:bidi="fr_FR"/>
+        </w:rPr>
+        <w:t>106.48</w:t>
+      </w:r>
       <w:r>
         <w:rPr>
           <w:lang w:val="fr_FR" w:bidi="fr_FR"/>
         </w:rPr>
         <w:t>), et livre Cinq (</w:t>
       </w:r>
-      <w:hyperlink r:id="rId24">
-        <w:r>
-          <w:rPr>
-            <w:lang w:val="fr_FR" w:bidi="fr_FR"/>
-          </w:rPr>
-          <w:rPr>
-            <w:color w:val="0000EE"/>
-            <w:u w:val="single"/>
-          </w:rPr>
-          <w:t>Ps 107–150</w:t>
-        </w:r>
-      </w:hyperlink>
+      <w:r>
+        <w:rPr>
+          <w:lang w:val="fr_FR" w:bidi="fr_FR"/>
+        </w:rPr>
+        <w:t>Ps 107–150</w:t>
+      </w:r>
       <w:r>
         <w:rPr>
           <w:lang w:val="fr_FR" w:bidi="fr_FR"/>
@@ -689,162 +587,108 @@
         </w:rPr>
         <w:t>Les livres Un (</w:t>
       </w:r>
-      <w:hyperlink r:id="rId16">
-        <w:r>
-          <w:rPr>
-            <w:lang w:val="fr_FR" w:bidi="fr_FR"/>
-          </w:rPr>
-          <w:rPr>
-            <w:color w:val="0000EE"/>
-            <w:u w:val="single"/>
-          </w:rPr>
-          <w:t>Ps 1–41</w:t>
-        </w:r>
-      </w:hyperlink>
+      <w:r>
+        <w:rPr>
+          <w:lang w:val="fr_FR" w:bidi="fr_FR"/>
+        </w:rPr>
+        <w:t>Ps 1–41</w:t>
+      </w:r>
       <w:r>
         <w:rPr>
           <w:lang w:val="fr_FR" w:bidi="fr_FR"/>
         </w:rPr>
         <w:t>) et Deux (</w:t>
       </w:r>
-      <w:hyperlink r:id="rId18">
-        <w:r>
-          <w:rPr>
-            <w:lang w:val="fr_FR" w:bidi="fr_FR"/>
-          </w:rPr>
-          <w:rPr>
-            <w:color w:val="0000EE"/>
-            <w:u w:val="single"/>
-          </w:rPr>
-          <w:t>Ps 42–72</w:t>
-        </w:r>
-      </w:hyperlink>
+      <w:r>
+        <w:rPr>
+          <w:lang w:val="fr_FR" w:bidi="fr_FR"/>
+        </w:rPr>
+        <w:t>Ps 42–72</w:t>
+      </w:r>
       <w:r>
         <w:rPr>
           <w:lang w:val="fr_FR" w:bidi="fr_FR"/>
         </w:rPr>
         <w:t>) constituent la première étape de cette compilation. Le passage des nombreux psaumes attribués à David dans le livre Un (</w:t>
       </w:r>
-      <w:hyperlink r:id="rId25">
-        <w:r>
-          <w:rPr>
-            <w:lang w:val="fr_FR" w:bidi="fr_FR"/>
-          </w:rPr>
-          <w:rPr>
-            <w:color w:val="0000EE"/>
-            <w:u w:val="single"/>
-          </w:rPr>
-          <w:t>Ps 3–32</w:t>
-        </w:r>
-      </w:hyperlink>
+      <w:r>
+        <w:rPr>
+          <w:lang w:val="fr_FR" w:bidi="fr_FR"/>
+        </w:rPr>
+        <w:t>Ps 3–32</w:t>
+      </w:r>
       <w:r>
         <w:rPr>
           <w:lang w:val="fr_FR" w:bidi="fr_FR"/>
         </w:rPr>
         <w:t xml:space="preserve"> ; </w:t>
       </w:r>
-      <w:hyperlink r:id="rId26">
-        <w:r>
-          <w:rPr>
-            <w:lang w:val="fr_FR" w:bidi="fr_FR"/>
-          </w:rPr>
-          <w:rPr>
-            <w:color w:val="0000EE"/>
-            <w:u w:val="single"/>
-          </w:rPr>
-          <w:t>34–41</w:t>
-        </w:r>
-      </w:hyperlink>
+      <w:r>
+        <w:rPr>
+          <w:lang w:val="fr_FR" w:bidi="fr_FR"/>
+        </w:rPr>
+        <w:t>34–41</w:t>
+      </w:r>
       <w:r>
         <w:rPr>
           <w:lang w:val="fr_FR" w:bidi="fr_FR"/>
         </w:rPr>
         <w:t xml:space="preserve">) à des collections de psaumes venant de divers auteurs dans le livre Deux (les descendants de Koré, </w:t>
       </w:r>
-      <w:hyperlink r:id="rId27">
-        <w:r>
-          <w:rPr>
-            <w:lang w:val="fr_FR" w:bidi="fr_FR"/>
-          </w:rPr>
-          <w:rPr>
-            <w:color w:val="0000EE"/>
-            <w:u w:val="single"/>
-          </w:rPr>
-          <w:t>Ps 42–49</w:t>
-        </w:r>
-      </w:hyperlink>
+      <w:r>
+        <w:rPr>
+          <w:lang w:val="fr_FR" w:bidi="fr_FR"/>
+        </w:rPr>
+        <w:t>Ps 42–49</w:t>
+      </w:r>
       <w:r>
         <w:rPr>
           <w:lang w:val="fr_FR" w:bidi="fr_FR"/>
         </w:rPr>
         <w:t xml:space="preserve"> ; Asaph, </w:t>
       </w:r>
-      <w:hyperlink r:id="rId28">
-        <w:r>
-          <w:rPr>
-            <w:lang w:val="fr_FR" w:bidi="fr_FR"/>
-          </w:rPr>
-          <w:rPr>
-            <w:color w:val="0000EE"/>
-            <w:u w:val="single"/>
-          </w:rPr>
-          <w:t>Ps 50</w:t>
-        </w:r>
-      </w:hyperlink>
+      <w:r>
+        <w:rPr>
+          <w:lang w:val="fr_FR" w:bidi="fr_FR"/>
+        </w:rPr>
+        <w:t>Ps 50</w:t>
+      </w:r>
       <w:r>
         <w:rPr>
           <w:lang w:val="fr_FR" w:bidi="fr_FR"/>
         </w:rPr>
         <w:t xml:space="preserve"> ; David, </w:t>
       </w:r>
-      <w:hyperlink r:id="rId29">
-        <w:r>
-          <w:rPr>
-            <w:lang w:val="fr_FR" w:bidi="fr_FR"/>
-          </w:rPr>
-          <w:rPr>
-            <w:color w:val="0000EE"/>
-            <w:u w:val="single"/>
-          </w:rPr>
-          <w:t>Ps 51–65</w:t>
-        </w:r>
-      </w:hyperlink>
+      <w:r>
+        <w:rPr>
+          <w:lang w:val="fr_FR" w:bidi="fr_FR"/>
+        </w:rPr>
+        <w:t>Ps 51–65</w:t>
+      </w:r>
       <w:r>
         <w:rPr>
           <w:lang w:val="fr_FR" w:bidi="fr_FR"/>
         </w:rPr>
         <w:t xml:space="preserve"> ; </w:t>
       </w:r>
-      <w:hyperlink r:id="rId30">
-        <w:r>
-          <w:rPr>
-            <w:lang w:val="fr_FR" w:bidi="fr_FR"/>
-          </w:rPr>
-          <w:rPr>
-            <w:color w:val="0000EE"/>
-            <w:u w:val="single"/>
-          </w:rPr>
-          <w:t>68–70</w:t>
-        </w:r>
-      </w:hyperlink>
+      <w:r>
+        <w:rPr>
+          <w:lang w:val="fr_FR" w:bidi="fr_FR"/>
+        </w:rPr>
+        <w:t>68–70</w:t>
+      </w:r>
       <w:r>
         <w:rPr>
           <w:lang w:val="fr_FR" w:bidi="fr_FR"/>
         </w:rPr>
         <w:t xml:space="preserve"> ; Salomon, </w:t>
       </w:r>
-      <w:hyperlink r:id="rId31">
-        <w:r>
-          <w:rPr>
-            <w:lang w:val="fr_FR" w:bidi="fr_FR"/>
-          </w:rPr>
-          <w:rPr>
-            <w:color w:val="0000EE"/>
-            <w:u w:val="single"/>
-          </w:rPr>
-          <w:t>Ps 72</w:t>
-        </w:r>
-      </w:hyperlink>
+      <w:r>
+        <w:rPr>
+          <w:lang w:val="fr_FR" w:bidi="fr_FR"/>
+        </w:rPr>
+        <w:t>Ps 72</w:t>
+      </w:r>
       <w:r>
         <w:rPr>
           <w:lang w:val="fr_FR" w:bidi="fr_FR"/>
@@ -863,18 +707,12 @@
         </w:rPr>
         <w:t xml:space="preserve"> » (</w:t>
       </w:r>
-      <w:hyperlink r:id="rId32">
-        <w:r>
-          <w:rPr>
-            <w:lang w:val="fr_FR" w:bidi="fr_FR"/>
-          </w:rPr>
-          <w:rPr>
-            <w:color w:val="0000EE"/>
-            <w:u w:val="single"/>
-          </w:rPr>
-          <w:t>72.20</w:t>
-        </w:r>
-      </w:hyperlink>
+      <w:r>
+        <w:rPr>
+          <w:lang w:val="fr_FR" w:bidi="fr_FR"/>
+        </w:rPr>
+        <w:t>72.20</w:t>
+      </w:r>
       <w:r>
         <w:rPr>
           <w:lang w:val="fr_FR" w:bidi="fr_FR"/>
@@ -899,18 +737,12 @@
         </w:rPr>
         <w:t>Le livre Trois (</w:t>
       </w:r>
-      <w:hyperlink r:id="rId20">
-        <w:r>
-          <w:rPr>
-            <w:lang w:val="fr_FR" w:bidi="fr_FR"/>
-          </w:rPr>
-          <w:rPr>
-            <w:color w:val="0000EE"/>
-            <w:u w:val="single"/>
-          </w:rPr>
-          <w:t>Ps 73–89</w:t>
-        </w:r>
-      </w:hyperlink>
+      <w:r>
+        <w:rPr>
+          <w:lang w:val="fr_FR" w:bidi="fr_FR"/>
+        </w:rPr>
+        <w:t>Ps 73–89</w:t>
+      </w:r>
       <w:r>
         <w:rPr>
           <w:lang w:val="fr_FR" w:bidi="fr_FR"/>
@@ -930,144 +762,96 @@
         </w:rPr>
         <w:t>, afin de décrire Dieu (</w:t>
       </w:r>
-      <w:hyperlink r:id="rId33">
-        <w:r>
-          <w:rPr>
-            <w:lang w:val="fr_FR" w:bidi="fr_FR"/>
-          </w:rPr>
-          <w:rPr>
-            <w:color w:val="0000EE"/>
-            <w:u w:val="single"/>
-          </w:rPr>
-          <w:t>Ps 42–83</w:t>
-        </w:r>
-      </w:hyperlink>
+      <w:r>
+        <w:rPr>
+          <w:lang w:val="fr_FR" w:bidi="fr_FR"/>
+        </w:rPr>
+        <w:t>Ps 42–83</w:t>
+      </w:r>
       <w:r>
         <w:rPr>
           <w:lang w:val="fr_FR" w:bidi="fr_FR"/>
         </w:rPr>
         <w:t xml:space="preserve">), ainsi qu’une diversité d’auteurs (Asaph, </w:t>
       </w:r>
-      <w:hyperlink r:id="rId34">
-        <w:r>
-          <w:rPr>
-            <w:lang w:val="fr_FR" w:bidi="fr_FR"/>
-          </w:rPr>
-          <w:rPr>
-            <w:color w:val="0000EE"/>
-            <w:u w:val="single"/>
-          </w:rPr>
-          <w:t>Ps 73–83</w:t>
-        </w:r>
-      </w:hyperlink>
+      <w:r>
+        <w:rPr>
+          <w:lang w:val="fr_FR" w:bidi="fr_FR"/>
+        </w:rPr>
+        <w:t>Ps 73–83</w:t>
+      </w:r>
       <w:r>
         <w:rPr>
           <w:lang w:val="fr_FR" w:bidi="fr_FR"/>
         </w:rPr>
         <w:t xml:space="preserve"> ; les descendants de Koré, </w:t>
       </w:r>
-      <w:hyperlink r:id="rId35">
-        <w:r>
-          <w:rPr>
-            <w:lang w:val="fr_FR" w:bidi="fr_FR"/>
-          </w:rPr>
-          <w:rPr>
-            <w:color w:val="0000EE"/>
-            <w:u w:val="single"/>
-          </w:rPr>
-          <w:t>Ps 84–85</w:t>
-        </w:r>
-      </w:hyperlink>
+      <w:r>
+        <w:rPr>
+          <w:lang w:val="fr_FR" w:bidi="fr_FR"/>
+        </w:rPr>
+        <w:t>Ps 84–85</w:t>
+      </w:r>
       <w:r>
         <w:rPr>
           <w:lang w:val="fr_FR" w:bidi="fr_FR"/>
         </w:rPr>
         <w:t xml:space="preserve"> ; </w:t>
       </w:r>
-      <w:hyperlink r:id="rId36">
-        <w:r>
-          <w:rPr>
-            <w:lang w:val="fr_FR" w:bidi="fr_FR"/>
-          </w:rPr>
-          <w:rPr>
-            <w:color w:val="0000EE"/>
-            <w:u w:val="single"/>
-          </w:rPr>
-          <w:t>87–88</w:t>
-        </w:r>
-      </w:hyperlink>
+      <w:r>
+        <w:rPr>
+          <w:lang w:val="fr_FR" w:bidi="fr_FR"/>
+        </w:rPr>
+        <w:t>87–88</w:t>
+      </w:r>
       <w:r>
         <w:rPr>
           <w:lang w:val="fr_FR" w:bidi="fr_FR"/>
         </w:rPr>
         <w:t xml:space="preserve"> ; David, </w:t>
       </w:r>
-      <w:hyperlink r:id="rId37">
-        <w:r>
-          <w:rPr>
-            <w:lang w:val="fr_FR" w:bidi="fr_FR"/>
-          </w:rPr>
-          <w:rPr>
-            <w:color w:val="0000EE"/>
-            <w:u w:val="single"/>
-          </w:rPr>
-          <w:t>Ps 86</w:t>
-        </w:r>
-      </w:hyperlink>
+      <w:r>
+        <w:rPr>
+          <w:lang w:val="fr_FR" w:bidi="fr_FR"/>
+        </w:rPr>
+        <w:t>Ps 86</w:t>
+      </w:r>
       <w:r>
         <w:rPr>
           <w:lang w:val="fr_FR" w:bidi="fr_FR"/>
         </w:rPr>
         <w:t>). Le</w:t>
       </w:r>
-      <w:hyperlink r:id="rId38">
-        <w:r>
-          <w:rPr>
-            <w:lang w:val="fr_FR" w:bidi="fr_FR"/>
-          </w:rPr>
-          <w:rPr>
-            <w:color w:val="0000EE"/>
-            <w:u w:val="single"/>
-          </w:rPr>
-          <w:t xml:space="preserve"> Ps 73</w:t>
-        </w:r>
-      </w:hyperlink>
+      <w:r>
+        <w:rPr>
+          <w:lang w:val="fr_FR" w:bidi="fr_FR"/>
+        </w:rPr>
+        <w:t xml:space="preserve"> Ps 73</w:t>
+      </w:r>
       <w:r>
         <w:rPr>
           <w:lang w:val="fr_FR" w:bidi="fr_FR"/>
         </w:rPr>
         <w:t>, qui ouvre ce livre Trois, remet en cause la justice et la puissance de Dieu, posant ainsi un contraste fort avec la vision prospère du royaume messianique décrite dans le dernier psaume du livre Deux (</w:t>
       </w:r>
-      <w:hyperlink r:id="rId31">
-        <w:r>
-          <w:rPr>
-            <w:lang w:val="fr_FR" w:bidi="fr_FR"/>
-          </w:rPr>
-          <w:rPr>
-            <w:color w:val="0000EE"/>
-            <w:u w:val="single"/>
-          </w:rPr>
-          <w:t>Ps 72</w:t>
-        </w:r>
-      </w:hyperlink>
+      <w:r>
+        <w:rPr>
+          <w:lang w:val="fr_FR" w:bidi="fr_FR"/>
+        </w:rPr>
+        <w:t>Ps 72</w:t>
+      </w:r>
       <w:r>
         <w:rPr>
           <w:lang w:val="fr_FR" w:bidi="fr_FR"/>
         </w:rPr>
         <w:t xml:space="preserve">). Ce doute revient aussi dans le </w:t>
       </w:r>
-      <w:hyperlink r:id="rId39">
-        <w:r>
-          <w:rPr>
-            <w:lang w:val="fr_FR" w:bidi="fr_FR"/>
-          </w:rPr>
-          <w:rPr>
-            <w:color w:val="0000EE"/>
-            <w:u w:val="single"/>
-          </w:rPr>
-          <w:t>Ps 89</w:t>
-        </w:r>
-      </w:hyperlink>
+      <w:r>
+        <w:rPr>
+          <w:lang w:val="fr_FR" w:bidi="fr_FR"/>
+        </w:rPr>
+        <w:t>Ps 89</w:t>
+      </w:r>
       <w:r>
         <w:rPr>
           <w:lang w:val="fr_FR" w:bidi="fr_FR"/>
@@ -1092,144 +876,96 @@
         </w:rPr>
         <w:t>Les psaumes du livre Quatre (</w:t>
       </w:r>
-      <w:hyperlink r:id="rId22">
-        <w:r>
-          <w:rPr>
-            <w:lang w:val="fr_FR" w:bidi="fr_FR"/>
-          </w:rPr>
-          <w:rPr>
-            <w:color w:val="0000EE"/>
-            <w:u w:val="single"/>
-          </w:rPr>
-          <w:t>Ps 90–106</w:t>
-        </w:r>
-      </w:hyperlink>
+      <w:r>
+        <w:rPr>
+          <w:lang w:val="fr_FR" w:bidi="fr_FR"/>
+        </w:rPr>
+        <w:t>Ps 90–106</w:t>
+      </w:r>
       <w:r>
         <w:rPr>
           <w:lang w:val="fr_FR" w:bidi="fr_FR"/>
         </w:rPr>
         <w:t xml:space="preserve">) abordent les questions soulevées à l'époque de l'Exil, alors que l’alliance de Dieu avec David semblait rompue (voir </w:t>
       </w:r>
-      <w:hyperlink r:id="rId39">
-        <w:r>
-          <w:rPr>
-            <w:lang w:val="fr_FR" w:bidi="fr_FR"/>
-          </w:rPr>
-          <w:rPr>
-            <w:color w:val="0000EE"/>
-            <w:u w:val="single"/>
-          </w:rPr>
-          <w:t>Ps 89</w:t>
-        </w:r>
-      </w:hyperlink>
+      <w:r>
+        <w:rPr>
+          <w:lang w:val="fr_FR" w:bidi="fr_FR"/>
+        </w:rPr>
+        <w:t>Ps 89</w:t>
+      </w:r>
       <w:r>
         <w:rPr>
           <w:lang w:val="fr_FR" w:bidi="fr_FR"/>
         </w:rPr>
         <w:t xml:space="preserve">). En réponse à cette crise, plusieurs psaumes encouragent la croissance personnelle dans le caractère et la piété (voir </w:t>
       </w:r>
-      <w:hyperlink r:id="rId40">
-        <w:r>
-          <w:rPr>
-            <w:lang w:val="fr_FR" w:bidi="fr_FR"/>
-          </w:rPr>
-          <w:rPr>
-            <w:color w:val="0000EE"/>
-            <w:u w:val="single"/>
-          </w:rPr>
-          <w:t>Ps 91–92</w:t>
-        </w:r>
-      </w:hyperlink>
+      <w:r>
+        <w:rPr>
+          <w:lang w:val="fr_FR" w:bidi="fr_FR"/>
+        </w:rPr>
+        <w:t>Ps 91–92</w:t>
+      </w:r>
       <w:r>
         <w:rPr>
           <w:lang w:val="fr_FR" w:bidi="fr_FR"/>
         </w:rPr>
         <w:t>). La plupart des psaumes de cette collection présentent Dieu comme le roi véritable et fidèle dont la royauté s’étend à toute la création (</w:t>
       </w:r>
-      <w:hyperlink r:id="rId41">
-        <w:r>
-          <w:rPr>
-            <w:lang w:val="fr_FR" w:bidi="fr_FR"/>
-          </w:rPr>
-          <w:rPr>
-            <w:color w:val="0000EE"/>
-            <w:u w:val="single"/>
-          </w:rPr>
-          <w:t>Ps 93–100</w:t>
-        </w:r>
-      </w:hyperlink>
+      <w:r>
+        <w:rPr>
+          <w:lang w:val="fr_FR" w:bidi="fr_FR"/>
+        </w:rPr>
+        <w:t>Ps 93–100</w:t>
+      </w:r>
       <w:r>
         <w:rPr>
           <w:lang w:val="fr_FR" w:bidi="fr_FR"/>
         </w:rPr>
         <w:t>). Il aime toujours son peuple, le troupeau de son pâturage (</w:t>
       </w:r>
-      <w:hyperlink r:id="rId42">
-        <w:r>
-          <w:rPr>
-            <w:lang w:val="fr_FR" w:bidi="fr_FR"/>
-          </w:rPr>
-          <w:rPr>
-            <w:color w:val="0000EE"/>
-            <w:u w:val="single"/>
-          </w:rPr>
-          <w:t>Ps 100</w:t>
-        </w:r>
-      </w:hyperlink>
+      <w:r>
+        <w:rPr>
+          <w:lang w:val="fr_FR" w:bidi="fr_FR"/>
+        </w:rPr>
+        <w:t>Ps 100</w:t>
+      </w:r>
       <w:r>
         <w:rPr>
           <w:lang w:val="fr_FR" w:bidi="fr_FR"/>
         </w:rPr>
         <w:t>), mais attend aussi de lui qu’il l’écoute (</w:t>
       </w:r>
-      <w:hyperlink r:id="rId43">
-        <w:r>
-          <w:rPr>
-            <w:lang w:val="fr_FR" w:bidi="fr_FR"/>
-          </w:rPr>
-          <w:rPr>
-            <w:color w:val="0000EE"/>
-            <w:u w:val="single"/>
-          </w:rPr>
-          <w:t>Ps 95</w:t>
-        </w:r>
-      </w:hyperlink>
+      <w:r>
+        <w:rPr>
+          <w:lang w:val="fr_FR" w:bidi="fr_FR"/>
+        </w:rPr>
+        <w:t>Ps 95</w:t>
+      </w:r>
       <w:r>
         <w:rPr>
           <w:lang w:val="fr_FR" w:bidi="fr_FR"/>
         </w:rPr>
         <w:t xml:space="preserve"> ; </w:t>
       </w:r>
-      <w:hyperlink r:id="rId42">
-        <w:r>
-          <w:rPr>
-            <w:lang w:val="fr_FR" w:bidi="fr_FR"/>
-          </w:rPr>
-          <w:rPr>
-            <w:color w:val="0000EE"/>
-            <w:u w:val="single"/>
-          </w:rPr>
-          <w:t>100</w:t>
-        </w:r>
-      </w:hyperlink>
+      <w:r>
+        <w:rPr>
+          <w:lang w:val="fr_FR" w:bidi="fr_FR"/>
+        </w:rPr>
+        <w:t>100</w:t>
+      </w:r>
       <w:r>
         <w:rPr>
           <w:lang w:val="fr_FR" w:bidi="fr_FR"/>
         </w:rPr>
         <w:t>). Dieu est source de pardon, et sa compassion rappelle aux exilés qu’il prend toujours soin d’eux. Une relecture de l’histoire de la rédemption, de la création à l’Exil (</w:t>
       </w:r>
-      <w:hyperlink r:id="rId44">
-        <w:r>
-          <w:rPr>
-            <w:lang w:val="fr_FR" w:bidi="fr_FR"/>
-          </w:rPr>
-          <w:rPr>
-            <w:color w:val="0000EE"/>
-            <w:u w:val="single"/>
-          </w:rPr>
-          <w:t>Ps 104–106</w:t>
-        </w:r>
-      </w:hyperlink>
+      <w:r>
+        <w:rPr>
+          <w:lang w:val="fr_FR" w:bidi="fr_FR"/>
+        </w:rPr>
+        <w:t>Ps 104–106</w:t>
+      </w:r>
       <w:r>
         <w:rPr>
           <w:lang w:val="fr_FR" w:bidi="fr_FR"/>
@@ -1254,36 +990,24 @@
         </w:rPr>
         <w:t xml:space="preserve">La bénédiction du </w:t>
       </w:r>
-      <w:hyperlink r:id="rId23">
-        <w:r>
-          <w:rPr>
-            <w:lang w:val="fr_FR" w:bidi="fr_FR"/>
-          </w:rPr>
-          <w:rPr>
-            <w:color w:val="0000EE"/>
-            <w:u w:val="single"/>
-          </w:rPr>
-          <w:t>Ps 106.48</w:t>
-        </w:r>
-      </w:hyperlink>
+      <w:r>
+        <w:rPr>
+          <w:lang w:val="fr_FR" w:bidi="fr_FR"/>
+        </w:rPr>
+        <w:t>Ps 106.48</w:t>
+      </w:r>
       <w:r>
         <w:rPr>
           <w:lang w:val="fr_FR" w:bidi="fr_FR"/>
         </w:rPr>
         <w:t xml:space="preserve"> figure aussi dans </w:t>
       </w:r>
-      <w:hyperlink r:id="rId45">
-        <w:r>
-          <w:rPr>
-            <w:lang w:val="fr_FR" w:bidi="fr_FR"/>
-          </w:rPr>
-          <w:rPr>
-            <w:color w:val="0000EE"/>
-            <w:u w:val="single"/>
-          </w:rPr>
-          <w:t>1Ch 16.36</w:t>
-        </w:r>
-      </w:hyperlink>
+      <w:r>
+        <w:rPr>
+          <w:lang w:val="fr_FR" w:bidi="fr_FR"/>
+        </w:rPr>
+        <w:t>1Ch 16.36</w:t>
+      </w:r>
       <w:r>
         <w:rPr>
           <w:lang w:val="fr_FR" w:bidi="fr_FR"/>
@@ -1308,18 +1032,12 @@
         </w:rPr>
         <w:t>Le livre Cinq (</w:t>
       </w:r>
-      <w:hyperlink r:id="rId24">
-        <w:r>
-          <w:rPr>
-            <w:lang w:val="fr_FR" w:bidi="fr_FR"/>
-          </w:rPr>
-          <w:rPr>
-            <w:color w:val="0000EE"/>
-            <w:u w:val="single"/>
-          </w:rPr>
-          <w:t>Ps 107–150</w:t>
-        </w:r>
-      </w:hyperlink>
+      <w:r>
+        <w:rPr>
+          <w:lang w:val="fr_FR" w:bidi="fr_FR"/>
+        </w:rPr>
+        <w:t>Ps 107–150</w:t>
+      </w:r>
       <w:r>
         <w:rPr>
           <w:lang w:val="fr_FR" w:bidi="fr_FR"/>
@@ -1339,18 +1057,12 @@
         </w:rPr>
         <w:t xml:space="preserve"> (</w:t>
       </w:r>
-      <w:hyperlink r:id="rId46">
-        <w:r>
-          <w:rPr>
-            <w:lang w:val="fr_FR" w:bidi="fr_FR"/>
-          </w:rPr>
-          <w:rPr>
-            <w:color w:val="0000EE"/>
-            <w:u w:val="single"/>
-          </w:rPr>
-          <w:t>Ps 113–118</w:t>
-        </w:r>
-      </w:hyperlink>
+      <w:r>
+        <w:rPr>
+          <w:lang w:val="fr_FR" w:bidi="fr_FR"/>
+        </w:rPr>
+        <w:t>Ps 113–118</w:t>
+      </w:r>
       <w:r>
         <w:rPr>
           <w:lang w:val="fr_FR" w:bidi="fr_FR"/>
@@ -1370,18 +1082,12 @@
         </w:rPr>
         <w:t xml:space="preserve"> (</w:t>
       </w:r>
-      <w:hyperlink r:id="rId47">
-        <w:r>
-          <w:rPr>
-            <w:lang w:val="fr_FR" w:bidi="fr_FR"/>
-          </w:rPr>
-          <w:rPr>
-            <w:color w:val="0000EE"/>
-            <w:u w:val="single"/>
-          </w:rPr>
-          <w:t>Ps 119</w:t>
-        </w:r>
-      </w:hyperlink>
+      <w:r>
+        <w:rPr>
+          <w:lang w:val="fr_FR" w:bidi="fr_FR"/>
+        </w:rPr>
+        <w:t>Ps 119</w:t>
+      </w:r>
       <w:r>
         <w:rPr>
           <w:lang w:val="fr_FR" w:bidi="fr_FR"/>
@@ -1401,18 +1107,12 @@
         </w:rPr>
         <w:t xml:space="preserve"> (</w:t>
       </w:r>
-      <w:hyperlink r:id="rId48">
-        <w:r>
-          <w:rPr>
-            <w:lang w:val="fr_FR" w:bidi="fr_FR"/>
-          </w:rPr>
-          <w:rPr>
-            <w:color w:val="0000EE"/>
-            <w:u w:val="single"/>
-          </w:rPr>
-          <w:t>Ps 120–136</w:t>
-        </w:r>
-      </w:hyperlink>
+      <w:r>
+        <w:rPr>
+          <w:lang w:val="fr_FR" w:bidi="fr_FR"/>
+        </w:rPr>
+        <w:t>Ps 120–136</w:t>
+      </w:r>
       <w:r>
         <w:rPr>
           <w:lang w:val="fr_FR" w:bidi="fr_FR"/>
@@ -1445,198 +1145,132 @@
         </w:rPr>
         <w:t xml:space="preserve"> (</w:t>
       </w:r>
-      <w:hyperlink r:id="rId49">
-        <w:r>
-          <w:rPr>
-            <w:lang w:val="fr_FR" w:bidi="fr_FR"/>
-          </w:rPr>
-          <w:rPr>
-            <w:color w:val="0000EE"/>
-            <w:u w:val="single"/>
-          </w:rPr>
-          <w:t>Ps 120–134</w:t>
-        </w:r>
-      </w:hyperlink>
+      <w:r>
+        <w:rPr>
+          <w:lang w:val="fr_FR" w:bidi="fr_FR"/>
+        </w:rPr>
+        <w:t>Ps 120–134</w:t>
+      </w:r>
       <w:r>
         <w:rPr>
           <w:lang w:val="fr_FR" w:bidi="fr_FR"/>
         </w:rPr>
         <w:t>), huit psaumes de David (</w:t>
       </w:r>
-      <w:hyperlink r:id="rId50">
-        <w:r>
-          <w:rPr>
-            <w:lang w:val="fr_FR" w:bidi="fr_FR"/>
-          </w:rPr>
-          <w:rPr>
-            <w:color w:val="0000EE"/>
-            <w:u w:val="single"/>
-          </w:rPr>
-          <w:t>Ps 138–145</w:t>
-        </w:r>
-      </w:hyperlink>
+      <w:r>
+        <w:rPr>
+          <w:lang w:val="fr_FR" w:bidi="fr_FR"/>
+        </w:rPr>
+        <w:t>Ps 138–145</w:t>
+      </w:r>
       <w:r>
         <w:rPr>
           <w:lang w:val="fr_FR" w:bidi="fr_FR"/>
         </w:rPr>
         <w:t>) et cinq hymnes de louange conclusifs (</w:t>
       </w:r>
-      <w:hyperlink r:id="rId51">
-        <w:r>
-          <w:rPr>
-            <w:lang w:val="fr_FR" w:bidi="fr_FR"/>
-          </w:rPr>
-          <w:rPr>
-            <w:color w:val="0000EE"/>
-            <w:u w:val="single"/>
-          </w:rPr>
-          <w:t>Ps 146–150</w:t>
-        </w:r>
-      </w:hyperlink>
+      <w:r>
+        <w:rPr>
+          <w:lang w:val="fr_FR" w:bidi="fr_FR"/>
+        </w:rPr>
+        <w:t>Ps 146–150</w:t>
+      </w:r>
       <w:r>
         <w:rPr>
           <w:lang w:val="fr_FR" w:bidi="fr_FR"/>
         </w:rPr>
         <w:t>). Ce livre Cinq met en évidence une progression allant de la souffrance à la louange. Le psaume d’ouverture (</w:t>
       </w:r>
-      <w:hyperlink r:id="rId52">
-        <w:r>
-          <w:rPr>
-            <w:lang w:val="fr_FR" w:bidi="fr_FR"/>
-          </w:rPr>
-          <w:rPr>
-            <w:color w:val="0000EE"/>
-            <w:u w:val="single"/>
-          </w:rPr>
-          <w:t>Ps 107</w:t>
-        </w:r>
-      </w:hyperlink>
+      <w:r>
+        <w:rPr>
+          <w:lang w:val="fr_FR" w:bidi="fr_FR"/>
+        </w:rPr>
+        <w:t>Ps 107</w:t>
+      </w:r>
       <w:r>
         <w:rPr>
           <w:lang w:val="fr_FR" w:bidi="fr_FR"/>
         </w:rPr>
         <w:t>) inaugure ce schéma, et son dernier verset (</w:t>
       </w:r>
-      <w:hyperlink r:id="rId53">
-        <w:r>
-          <w:rPr>
-            <w:lang w:val="fr_FR" w:bidi="fr_FR"/>
-          </w:rPr>
-          <w:rPr>
-            <w:color w:val="0000EE"/>
-            <w:u w:val="single"/>
-          </w:rPr>
-          <w:t>107.43</w:t>
-        </w:r>
-      </w:hyperlink>
+      <w:r>
+        <w:rPr>
+          <w:lang w:val="fr_FR" w:bidi="fr_FR"/>
+        </w:rPr>
+        <w:t>107.43</w:t>
+      </w:r>
       <w:r>
         <w:rPr>
           <w:lang w:val="fr_FR" w:bidi="fr_FR"/>
         </w:rPr>
         <w:t>) insiste sur l’importance de la sagesse pour comprendre les voies de Dieu. Le</w:t>
       </w:r>
-      <w:hyperlink r:id="rId47">
-        <w:r>
-          <w:rPr>
-            <w:lang w:val="fr_FR" w:bidi="fr_FR"/>
-          </w:rPr>
-          <w:rPr>
-            <w:color w:val="0000EE"/>
-            <w:u w:val="single"/>
-          </w:rPr>
-          <w:t xml:space="preserve"> Ps 119</w:t>
-        </w:r>
-      </w:hyperlink>
+      <w:r>
+        <w:rPr>
+          <w:lang w:val="fr_FR" w:bidi="fr_FR"/>
+        </w:rPr>
+        <w:t xml:space="preserve"> Ps 119</w:t>
+      </w:r>
       <w:r>
         <w:rPr>
           <w:lang w:val="fr_FR" w:bidi="fr_FR"/>
         </w:rPr>
         <w:t>, le plus long psaume, célèbre la sagesse divine et sa parole. Les psaumes qui rappellent la fidélité de l’Éternel envers Israël dans le désert (</w:t>
       </w:r>
-      <w:hyperlink r:id="rId54">
-        <w:r>
-          <w:rPr>
-            <w:lang w:val="fr_FR" w:bidi="fr_FR"/>
-          </w:rPr>
-          <w:rPr>
-            <w:color w:val="0000EE"/>
-            <w:u w:val="single"/>
-          </w:rPr>
-          <w:t>Ps 114–118</w:t>
-        </w:r>
-      </w:hyperlink>
+      <w:r>
+        <w:rPr>
+          <w:lang w:val="fr_FR" w:bidi="fr_FR"/>
+        </w:rPr>
+        <w:t>Ps 114–118</w:t>
+      </w:r>
       <w:r>
         <w:rPr>
           <w:lang w:val="fr_FR" w:bidi="fr_FR"/>
         </w:rPr>
         <w:t xml:space="preserve"> ; </w:t>
       </w:r>
-      <w:hyperlink r:id="rId55">
-        <w:r>
-          <w:rPr>
-            <w:lang w:val="fr_FR" w:bidi="fr_FR"/>
-          </w:rPr>
-          <w:rPr>
-            <w:color w:val="0000EE"/>
-            <w:u w:val="single"/>
-          </w:rPr>
-          <w:t>135–136</w:t>
-        </w:r>
-      </w:hyperlink>
+      <w:r>
+        <w:rPr>
+          <w:lang w:val="fr_FR" w:bidi="fr_FR"/>
+        </w:rPr>
+        <w:t>135–136</w:t>
+      </w:r>
       <w:r>
         <w:rPr>
           <w:lang w:val="fr_FR" w:bidi="fr_FR"/>
         </w:rPr>
         <w:t>) préparent la communauté exilée et postexilique à lire les dernières prières de David (</w:t>
       </w:r>
-      <w:hyperlink r:id="rId50">
-        <w:r>
-          <w:rPr>
-            <w:lang w:val="fr_FR" w:bidi="fr_FR"/>
-          </w:rPr>
-          <w:rPr>
-            <w:color w:val="0000EE"/>
-            <w:u w:val="single"/>
-          </w:rPr>
-          <w:t>Ps 138–145</w:t>
-        </w:r>
-      </w:hyperlink>
+      <w:r>
+        <w:rPr>
+          <w:lang w:val="fr_FR" w:bidi="fr_FR"/>
+        </w:rPr>
+        <w:t>Ps 138–145</w:t>
+      </w:r>
       <w:r>
         <w:rPr>
           <w:lang w:val="fr_FR" w:bidi="fr_FR"/>
         </w:rPr>
         <w:t>) sous un nouveau jour : David attendait avec confiance l’établissement du royaume de Dieu (</w:t>
       </w:r>
-      <w:hyperlink r:id="rId56">
-        <w:r>
-          <w:rPr>
-            <w:lang w:val="fr_FR" w:bidi="fr_FR"/>
-          </w:rPr>
-          <w:rPr>
-            <w:color w:val="0000EE"/>
-            <w:u w:val="single"/>
-          </w:rPr>
-          <w:t>Ps 145</w:t>
-        </w:r>
-      </w:hyperlink>
+      <w:r>
+        <w:rPr>
+          <w:lang w:val="fr_FR" w:bidi="fr_FR"/>
+        </w:rPr>
+        <w:t>Ps 145</w:t>
+      </w:r>
       <w:r>
         <w:rPr>
           <w:lang w:val="fr_FR" w:bidi="fr_FR"/>
         </w:rPr>
         <w:t>), et les psaumes de louange qui concluent l’ouvrage expriment cette espérance (</w:t>
       </w:r>
-      <w:hyperlink r:id="rId51">
-        <w:r>
-          <w:rPr>
-            <w:lang w:val="fr_FR" w:bidi="fr_FR"/>
-          </w:rPr>
-          <w:rPr>
-            <w:color w:val="0000EE"/>
-            <w:u w:val="single"/>
-          </w:rPr>
-          <w:t>Ps 146–150</w:t>
-        </w:r>
-      </w:hyperlink>
+      <w:r>
+        <w:rPr>
+          <w:lang w:val="fr_FR" w:bidi="fr_FR"/>
+        </w:rPr>
+        <w:t>Ps 146–150</w:t>
+      </w:r>
       <w:r>
         <w:rPr>
           <w:lang w:val="fr_FR" w:bidi="fr_FR"/>
@@ -1661,36 +1295,24 @@
         </w:rPr>
         <w:t>Certains psaumes semblent avoir reçu des ajouts ultérieurs. Cela pourrait expliquer les prières en faveur de la restauration de Sion (</w:t>
       </w:r>
-      <w:hyperlink r:id="rId57">
-        <w:r>
-          <w:rPr>
-            <w:lang w:val="fr_FR" w:bidi="fr_FR"/>
-          </w:rPr>
-          <w:rPr>
-            <w:color w:val="0000EE"/>
-            <w:u w:val="single"/>
-          </w:rPr>
-          <w:t>51.18–19</w:t>
-        </w:r>
-      </w:hyperlink>
+      <w:r>
+        <w:rPr>
+          <w:lang w:val="fr_FR" w:bidi="fr_FR"/>
+        </w:rPr>
+        <w:t>51.18–19</w:t>
+      </w:r>
       <w:r>
         <w:rPr>
           <w:lang w:val="fr_FR" w:bidi="fr_FR"/>
         </w:rPr>
         <w:t>) ou les demandes de bénédiction divines sur Jérusalem (</w:t>
       </w:r>
-      <w:hyperlink r:id="rId58">
-        <w:r>
-          <w:rPr>
-            <w:lang w:val="fr_FR" w:bidi="fr_FR"/>
-          </w:rPr>
-          <w:rPr>
-            <w:color w:val="0000EE"/>
-            <w:u w:val="single"/>
-          </w:rPr>
-          <w:t>69.34–36</w:t>
-        </w:r>
-      </w:hyperlink>
+      <w:r>
+        <w:rPr>
+          <w:lang w:val="fr_FR" w:bidi="fr_FR"/>
+        </w:rPr>
+        <w:t>69.34–36</w:t>
+      </w:r>
       <w:r>
         <w:rPr>
           <w:lang w:val="fr_FR" w:bidi="fr_FR"/>
@@ -1715,108 +1337,72 @@
         </w:rPr>
         <w:t>Les manuscrits disponibles montrent une certaine souplesse dans l’organisation et les titres des psaumes. Les versions hébraïque et grecque du Psautier contiennent bien 150 psaumes, mais la division, la numérotation et les titres varient. Le texte grec, par exemple, fusionne les</w:t>
       </w:r>
-      <w:hyperlink r:id="rId59">
-        <w:r>
-          <w:rPr>
-            <w:lang w:val="fr_FR" w:bidi="fr_FR"/>
-          </w:rPr>
-          <w:rPr>
-            <w:color w:val="0000EE"/>
-            <w:u w:val="single"/>
-          </w:rPr>
-          <w:t xml:space="preserve"> Ps 9</w:t>
-        </w:r>
-      </w:hyperlink>
+      <w:r>
+        <w:rPr>
+          <w:lang w:val="fr_FR" w:bidi="fr_FR"/>
+        </w:rPr>
+        <w:t xml:space="preserve"> Ps 9</w:t>
+      </w:r>
       <w:r>
         <w:rPr>
           <w:lang w:val="fr_FR" w:bidi="fr_FR"/>
         </w:rPr>
         <w:t xml:space="preserve"> et </w:t>
       </w:r>
-      <w:hyperlink r:id="rId60">
-        <w:r>
-          <w:rPr>
-            <w:lang w:val="fr_FR" w:bidi="fr_FR"/>
-          </w:rPr>
-          <w:rPr>
-            <w:color w:val="0000EE"/>
-            <w:u w:val="single"/>
-          </w:rPr>
-          <w:t>10</w:t>
-        </w:r>
-      </w:hyperlink>
+      <w:r>
+        <w:rPr>
+          <w:lang w:val="fr_FR" w:bidi="fr_FR"/>
+        </w:rPr>
+        <w:t>10</w:t>
+      </w:r>
       <w:r>
         <w:rPr>
           <w:lang w:val="fr_FR" w:bidi="fr_FR"/>
         </w:rPr>
         <w:t xml:space="preserve"> et les</w:t>
       </w:r>
-      <w:hyperlink r:id="rId61">
-        <w:r>
-          <w:rPr>
-            <w:lang w:val="fr_FR" w:bidi="fr_FR"/>
-          </w:rPr>
-          <w:rPr>
-            <w:color w:val="0000EE"/>
-            <w:u w:val="single"/>
-          </w:rPr>
-          <w:t xml:space="preserve"> Ps 114</w:t>
-        </w:r>
-      </w:hyperlink>
+      <w:r>
+        <w:rPr>
+          <w:lang w:val="fr_FR" w:bidi="fr_FR"/>
+        </w:rPr>
+        <w:t xml:space="preserve"> Ps 114</w:t>
+      </w:r>
       <w:r>
         <w:rPr>
           <w:lang w:val="fr_FR" w:bidi="fr_FR"/>
         </w:rPr>
         <w:t xml:space="preserve"> et </w:t>
       </w:r>
-      <w:hyperlink r:id="rId62">
-        <w:r>
-          <w:rPr>
-            <w:lang w:val="fr_FR" w:bidi="fr_FR"/>
-          </w:rPr>
-          <w:rPr>
-            <w:color w:val="0000EE"/>
-            <w:u w:val="single"/>
-          </w:rPr>
-          <w:t>115</w:t>
-        </w:r>
-      </w:hyperlink>
+      <w:r>
+        <w:rPr>
+          <w:lang w:val="fr_FR" w:bidi="fr_FR"/>
+        </w:rPr>
+        <w:t>115</w:t>
+      </w:r>
       <w:r>
         <w:rPr>
           <w:lang w:val="fr_FR" w:bidi="fr_FR"/>
         </w:rPr>
         <w:t>, alors qu’il divise en deux les</w:t>
       </w:r>
-      <w:hyperlink r:id="rId63">
-        <w:r>
-          <w:rPr>
-            <w:lang w:val="fr_FR" w:bidi="fr_FR"/>
-          </w:rPr>
-          <w:rPr>
-            <w:color w:val="0000EE"/>
-            <w:u w:val="single"/>
-          </w:rPr>
-          <w:t xml:space="preserve"> Ps 116</w:t>
-        </w:r>
-      </w:hyperlink>
+      <w:r>
+        <w:rPr>
+          <w:lang w:val="fr_FR" w:bidi="fr_FR"/>
+        </w:rPr>
+        <w:t xml:space="preserve"> Ps 116</w:t>
+      </w:r>
       <w:r>
         <w:rPr>
           <w:lang w:val="fr_FR" w:bidi="fr_FR"/>
         </w:rPr>
         <w:t xml:space="preserve"> et </w:t>
       </w:r>
-      <w:hyperlink r:id="rId64">
-        <w:r>
-          <w:rPr>
-            <w:lang w:val="fr_FR" w:bidi="fr_FR"/>
-          </w:rPr>
-          <w:rPr>
-            <w:color w:val="0000EE"/>
-            <w:u w:val="single"/>
-          </w:rPr>
-          <w:t>147</w:t>
-        </w:r>
-      </w:hyperlink>
+      <w:r>
+        <w:rPr>
+          <w:lang w:val="fr_FR" w:bidi="fr_FR"/>
+        </w:rPr>
+        <w:t>147</w:t>
+      </w:r>
       <w:r>
         <w:rPr>
           <w:lang w:val="fr_FR" w:bidi="fr_FR"/>
@@ -1837,54 +1423,36 @@
         </w:rPr>
         <w:t xml:space="preserve">À l’époque de Jésus, le Psautier dans sa forme rassemblée était bien connu (voir </w:t>
       </w:r>
-      <w:hyperlink r:id="rId65">
-        <w:r>
-          <w:rPr>
-            <w:lang w:val="fr_FR" w:bidi="fr_FR"/>
-          </w:rPr>
-          <w:rPr>
-            <w:color w:val="0000EE"/>
-            <w:u w:val="single"/>
-          </w:rPr>
-          <w:t>Lc 20.42</w:t>
-        </w:r>
-      </w:hyperlink>
+      <w:r>
+        <w:rPr>
+          <w:lang w:val="fr_FR" w:bidi="fr_FR"/>
+        </w:rPr>
+        <w:t>Lc 20.42</w:t>
+      </w:r>
       <w:r>
         <w:rPr>
           <w:lang w:val="fr_FR" w:bidi="fr_FR"/>
         </w:rPr>
         <w:t xml:space="preserve"> ; </w:t>
       </w:r>
-      <w:hyperlink r:id="rId66">
-        <w:r>
-          <w:rPr>
-            <w:lang w:val="fr_FR" w:bidi="fr_FR"/>
-          </w:rPr>
-          <w:rPr>
-            <w:color w:val="0000EE"/>
-            <w:u w:val="single"/>
-          </w:rPr>
-          <w:t>Ac 1.20</w:t>
-        </w:r>
-      </w:hyperlink>
+      <w:r>
+        <w:rPr>
+          <w:lang w:val="fr_FR" w:bidi="fr_FR"/>
+        </w:rPr>
+        <w:t>Ac 1.20</w:t>
+      </w:r>
       <w:r>
         <w:rPr>
           <w:lang w:val="fr_FR" w:bidi="fr_FR"/>
         </w:rPr>
         <w:t xml:space="preserve">). Il faisait partie de la troisième section du canon hébraïque, connue sous le nom des Écrits (ou parfois directement appelé les psaumes, voir </w:t>
       </w:r>
-      <w:hyperlink r:id="rId67">
-        <w:r>
-          <w:rPr>
-            <w:lang w:val="fr_FR" w:bidi="fr_FR"/>
-          </w:rPr>
-          <w:rPr>
-            <w:color w:val="0000EE"/>
-            <w:u w:val="single"/>
-          </w:rPr>
-          <w:t>Lc 24.44</w:t>
-        </w:r>
-      </w:hyperlink>
+      <w:r>
+        <w:rPr>
+          <w:lang w:val="fr_FR" w:bidi="fr_FR"/>
+        </w:rPr>
+        <w:t>Lc 24.44</w:t>
+      </w:r>
       <w:r>
         <w:rPr>
           <w:lang w:val="fr_FR" w:bidi="fr_FR"/>
@@ -1916,180 +1484,120 @@
         </w:rPr>
         <w:t>De nombreux psaumes sont associés à David, mais cette attribution ne concerne pas l’ensemble du recueil ; en réalité, moins de la moitié sont explicitement liés à lui. D’autres psaumes sont attribués à Asaph (</w:t>
       </w:r>
-      <w:hyperlink r:id="rId28">
-        <w:r>
-          <w:rPr>
-            <w:lang w:val="fr_FR" w:bidi="fr_FR"/>
-          </w:rPr>
-          <w:rPr>
-            <w:color w:val="0000EE"/>
-            <w:u w:val="single"/>
-          </w:rPr>
-          <w:t>Ps 50</w:t>
-        </w:r>
-      </w:hyperlink>
+      <w:r>
+        <w:rPr>
+          <w:lang w:val="fr_FR" w:bidi="fr_FR"/>
+        </w:rPr>
+        <w:t>Ps 50</w:t>
+      </w:r>
       <w:r>
         <w:rPr>
           <w:lang w:val="fr_FR" w:bidi="fr_FR"/>
         </w:rPr>
         <w:t xml:space="preserve"> ; </w:t>
       </w:r>
-      <w:hyperlink r:id="rId34">
-        <w:r>
-          <w:rPr>
-            <w:lang w:val="fr_FR" w:bidi="fr_FR"/>
-          </w:rPr>
-          <w:rPr>
-            <w:color w:val="0000EE"/>
-            <w:u w:val="single"/>
-          </w:rPr>
-          <w:t>73–83</w:t>
-        </w:r>
-      </w:hyperlink>
+      <w:r>
+        <w:rPr>
+          <w:lang w:val="fr_FR" w:bidi="fr_FR"/>
+        </w:rPr>
+        <w:t>73–83</w:t>
+      </w:r>
       <w:r>
         <w:rPr>
           <w:lang w:val="fr_FR" w:bidi="fr_FR"/>
         </w:rPr>
         <w:t>), aux descendants de Koré (</w:t>
       </w:r>
-      <w:hyperlink r:id="rId27">
-        <w:r>
-          <w:rPr>
-            <w:lang w:val="fr_FR" w:bidi="fr_FR"/>
-          </w:rPr>
-          <w:rPr>
-            <w:color w:val="0000EE"/>
-            <w:u w:val="single"/>
-          </w:rPr>
-          <w:t>Ps 42–49</w:t>
-        </w:r>
-      </w:hyperlink>
+      <w:r>
+        <w:rPr>
+          <w:lang w:val="fr_FR" w:bidi="fr_FR"/>
+        </w:rPr>
+        <w:t>Ps 42–49</w:t>
+      </w:r>
       <w:r>
         <w:rPr>
           <w:lang w:val="fr_FR" w:bidi="fr_FR"/>
         </w:rPr>
         <w:t xml:space="preserve"> ; </w:t>
       </w:r>
-      <w:hyperlink r:id="rId35">
-        <w:r>
-          <w:rPr>
-            <w:lang w:val="fr_FR" w:bidi="fr_FR"/>
-          </w:rPr>
-          <w:rPr>
-            <w:color w:val="0000EE"/>
-            <w:u w:val="single"/>
-          </w:rPr>
-          <w:t>84–85</w:t>
-        </w:r>
-      </w:hyperlink>
+      <w:r>
+        <w:rPr>
+          <w:lang w:val="fr_FR" w:bidi="fr_FR"/>
+        </w:rPr>
+        <w:t>84–85</w:t>
+      </w:r>
       <w:r>
         <w:rPr>
           <w:lang w:val="fr_FR" w:bidi="fr_FR"/>
         </w:rPr>
         <w:t xml:space="preserve"> ; </w:t>
       </w:r>
-      <w:hyperlink r:id="rId68">
-        <w:r>
-          <w:rPr>
-            <w:lang w:val="fr_FR" w:bidi="fr_FR"/>
-          </w:rPr>
-          <w:rPr>
-            <w:color w:val="0000EE"/>
-            <w:u w:val="single"/>
-          </w:rPr>
-          <w:t>87</w:t>
-        </w:r>
-      </w:hyperlink>
+      <w:r>
+        <w:rPr>
+          <w:lang w:val="fr_FR" w:bidi="fr_FR"/>
+        </w:rPr>
+        <w:t>87</w:t>
+      </w:r>
       <w:r>
         <w:rPr>
           <w:lang w:val="fr_FR" w:bidi="fr_FR"/>
         </w:rPr>
         <w:t>), à Salomon (</w:t>
       </w:r>
-      <w:hyperlink r:id="rId31">
-        <w:r>
-          <w:rPr>
-            <w:lang w:val="fr_FR" w:bidi="fr_FR"/>
-          </w:rPr>
-          <w:rPr>
-            <w:color w:val="0000EE"/>
-            <w:u w:val="single"/>
-          </w:rPr>
-          <w:t>Ps 72</w:t>
-        </w:r>
-      </w:hyperlink>
+      <w:r>
+        <w:rPr>
+          <w:lang w:val="fr_FR" w:bidi="fr_FR"/>
+        </w:rPr>
+        <w:t>Ps 72</w:t>
+      </w:r>
       <w:r>
         <w:rPr>
           <w:lang w:val="fr_FR" w:bidi="fr_FR"/>
         </w:rPr>
         <w:t xml:space="preserve"> ; </w:t>
       </w:r>
-      <w:hyperlink r:id="rId69">
-        <w:r>
-          <w:rPr>
-            <w:lang w:val="fr_FR" w:bidi="fr_FR"/>
-          </w:rPr>
-          <w:rPr>
-            <w:color w:val="0000EE"/>
-            <w:u w:val="single"/>
-          </w:rPr>
-          <w:t>127</w:t>
-        </w:r>
-      </w:hyperlink>
+      <w:r>
+        <w:rPr>
+          <w:lang w:val="fr_FR" w:bidi="fr_FR"/>
+        </w:rPr>
+        <w:t>127</w:t>
+      </w:r>
       <w:r>
         <w:rPr>
           <w:lang w:val="fr_FR" w:bidi="fr_FR"/>
         </w:rPr>
         <w:t>), à Héman (</w:t>
       </w:r>
-      <w:hyperlink r:id="rId70">
-        <w:r>
-          <w:rPr>
-            <w:lang w:val="fr_FR" w:bidi="fr_FR"/>
-          </w:rPr>
-          <w:rPr>
-            <w:color w:val="0000EE"/>
-            <w:u w:val="single"/>
-          </w:rPr>
-          <w:t>Ps 88</w:t>
-        </w:r>
-      </w:hyperlink>
+      <w:r>
+        <w:rPr>
+          <w:lang w:val="fr_FR" w:bidi="fr_FR"/>
+        </w:rPr>
+        <w:t>Ps 88</w:t>
+      </w:r>
       <w:r>
         <w:rPr>
           <w:lang w:val="fr_FR" w:bidi="fr_FR"/>
         </w:rPr>
         <w:t>), à Éthan (</w:t>
       </w:r>
-      <w:hyperlink r:id="rId39">
-        <w:r>
-          <w:rPr>
-            <w:lang w:val="fr_FR" w:bidi="fr_FR"/>
-          </w:rPr>
-          <w:rPr>
-            <w:color w:val="0000EE"/>
-            <w:u w:val="single"/>
-          </w:rPr>
-          <w:t>Ps 89</w:t>
-        </w:r>
-      </w:hyperlink>
+      <w:r>
+        <w:rPr>
+          <w:lang w:val="fr_FR" w:bidi="fr_FR"/>
+        </w:rPr>
+        <w:t>Ps 89</w:t>
+      </w:r>
       <w:r>
         <w:rPr>
           <w:lang w:val="fr_FR" w:bidi="fr_FR"/>
         </w:rPr>
         <w:t>), ou encore à Moïse (</w:t>
       </w:r>
-      <w:hyperlink r:id="rId71">
-        <w:r>
-          <w:rPr>
-            <w:lang w:val="fr_FR" w:bidi="fr_FR"/>
-          </w:rPr>
-          <w:rPr>
-            <w:color w:val="0000EE"/>
-            <w:u w:val="single"/>
-          </w:rPr>
-          <w:t>Ps 90</w:t>
-        </w:r>
-      </w:hyperlink>
+      <w:r>
+        <w:rPr>
+          <w:lang w:val="fr_FR" w:bidi="fr_FR"/>
+        </w:rPr>
+        <w:t>Ps 90</w:t>
+      </w:r>
       <w:r>
         <w:rPr>
           <w:lang w:val="fr_FR" w:bidi="fr_FR"/>
@@ -2150,432 +1658,288 @@
         </w:rPr>
         <w:t>Bien que de nombreux psaumes dits « de David » aient effectivement pu être rédigés par lui, plusieurs éléments appellent à la prudence. Certains titres comportent deux noms, comme David et Jeduthun ou Asaph (</w:t>
       </w:r>
-      <w:hyperlink r:id="rId72">
-        <w:r>
-          <w:rPr>
-            <w:lang w:val="fr_FR" w:bidi="fr_FR"/>
-          </w:rPr>
-          <w:rPr>
-            <w:color w:val="0000EE"/>
-            <w:u w:val="single"/>
-          </w:rPr>
-          <w:t>Ps 39</w:t>
-        </w:r>
-      </w:hyperlink>
+      <w:r>
+        <w:rPr>
+          <w:lang w:val="fr_FR" w:bidi="fr_FR"/>
+        </w:rPr>
+        <w:t>Ps 39</w:t>
+      </w:r>
       <w:r>
         <w:rPr>
           <w:lang w:val="fr_FR" w:bidi="fr_FR"/>
         </w:rPr>
         <w:t xml:space="preserve">, </w:t>
       </w:r>
-      <w:hyperlink r:id="rId73">
-        <w:r>
-          <w:rPr>
-            <w:lang w:val="fr_FR" w:bidi="fr_FR"/>
-          </w:rPr>
-          <w:rPr>
-            <w:color w:val="0000EE"/>
-            <w:u w:val="single"/>
-          </w:rPr>
-          <w:t>62</w:t>
-        </w:r>
-      </w:hyperlink>
+      <w:r>
+        <w:rPr>
+          <w:lang w:val="fr_FR" w:bidi="fr_FR"/>
+        </w:rPr>
+        <w:t>62</w:t>
+      </w:r>
       <w:r>
         <w:rPr>
           <w:lang w:val="fr_FR" w:bidi="fr_FR"/>
         </w:rPr>
         <w:t xml:space="preserve">, </w:t>
       </w:r>
-      <w:hyperlink r:id="rId74">
-        <w:r>
-          <w:rPr>
-            <w:lang w:val="fr_FR" w:bidi="fr_FR"/>
-          </w:rPr>
-          <w:rPr>
-            <w:color w:val="0000EE"/>
-            <w:u w:val="single"/>
-          </w:rPr>
-          <w:t>77</w:t>
-        </w:r>
-      </w:hyperlink>
+      <w:r>
+        <w:rPr>
+          <w:lang w:val="fr_FR" w:bidi="fr_FR"/>
+        </w:rPr>
+        <w:t>77</w:t>
+      </w:r>
       <w:r>
         <w:rPr>
           <w:lang w:val="fr_FR" w:bidi="fr_FR"/>
         </w:rPr>
         <w:t>). Il est ainsi possible que l'autre individu soit le véritable auteur du psaume. Par ailleurs, certains psaumes reliés à un épisode particulier de la vie de David (</w:t>
       </w:r>
-      <w:hyperlink r:id="rId75">
-        <w:r>
-          <w:rPr>
-            <w:lang w:val="fr_FR" w:bidi="fr_FR"/>
-          </w:rPr>
-          <w:rPr>
-            <w:color w:val="0000EE"/>
-            <w:u w:val="single"/>
-          </w:rPr>
-          <w:t>Ps 3</w:t>
-        </w:r>
-      </w:hyperlink>
+      <w:r>
+        <w:rPr>
+          <w:lang w:val="fr_FR" w:bidi="fr_FR"/>
+        </w:rPr>
+        <w:t>Ps 3</w:t>
+      </w:r>
       <w:r>
         <w:rPr>
           <w:lang w:val="fr_FR" w:bidi="fr_FR"/>
         </w:rPr>
         <w:t xml:space="preserve">, </w:t>
       </w:r>
-      <w:hyperlink r:id="rId76">
-        <w:r>
-          <w:rPr>
-            <w:lang w:val="fr_FR" w:bidi="fr_FR"/>
-          </w:rPr>
-          <w:rPr>
-            <w:color w:val="0000EE"/>
-            <w:u w:val="single"/>
-          </w:rPr>
-          <w:t>7</w:t>
-        </w:r>
-      </w:hyperlink>
+      <w:r>
+        <w:rPr>
+          <w:lang w:val="fr_FR" w:bidi="fr_FR"/>
+        </w:rPr>
+        <w:t>7</w:t>
+      </w:r>
       <w:r>
         <w:rPr>
           <w:lang w:val="fr_FR" w:bidi="fr_FR"/>
         </w:rPr>
         <w:t xml:space="preserve">, </w:t>
       </w:r>
-      <w:hyperlink r:id="rId77">
-        <w:r>
-          <w:rPr>
-            <w:lang w:val="fr_FR" w:bidi="fr_FR"/>
-          </w:rPr>
-          <w:rPr>
-            <w:color w:val="0000EE"/>
-            <w:u w:val="single"/>
-          </w:rPr>
-          <w:t>18</w:t>
-        </w:r>
-      </w:hyperlink>
+      <w:r>
+        <w:rPr>
+          <w:lang w:val="fr_FR" w:bidi="fr_FR"/>
+        </w:rPr>
+        <w:t>18</w:t>
+      </w:r>
       <w:r>
         <w:rPr>
           <w:lang w:val="fr_FR" w:bidi="fr_FR"/>
         </w:rPr>
         <w:t xml:space="preserve">, </w:t>
       </w:r>
-      <w:hyperlink r:id="rId78">
-        <w:r>
-          <w:rPr>
-            <w:lang w:val="fr_FR" w:bidi="fr_FR"/>
-          </w:rPr>
-          <w:rPr>
-            <w:color w:val="0000EE"/>
-            <w:u w:val="single"/>
-          </w:rPr>
-          <w:t>34</w:t>
-        </w:r>
-      </w:hyperlink>
+      <w:r>
+        <w:rPr>
+          <w:lang w:val="fr_FR" w:bidi="fr_FR"/>
+        </w:rPr>
+        <w:t>34</w:t>
+      </w:r>
       <w:r>
         <w:rPr>
           <w:lang w:val="fr_FR" w:bidi="fr_FR"/>
         </w:rPr>
         <w:t xml:space="preserve">, </w:t>
       </w:r>
-      <w:hyperlink r:id="rId79">
-        <w:r>
-          <w:rPr>
-            <w:lang w:val="fr_FR" w:bidi="fr_FR"/>
-          </w:rPr>
-          <w:rPr>
-            <w:color w:val="0000EE"/>
-            <w:u w:val="single"/>
-          </w:rPr>
-          <w:t>51</w:t>
-        </w:r>
-      </w:hyperlink>
+      <w:r>
+        <w:rPr>
+          <w:lang w:val="fr_FR" w:bidi="fr_FR"/>
+        </w:rPr>
+        <w:t>51</w:t>
+      </w:r>
       <w:r>
         <w:rPr>
           <w:lang w:val="fr_FR" w:bidi="fr_FR"/>
         </w:rPr>
         <w:t xml:space="preserve">, </w:t>
       </w:r>
-      <w:hyperlink r:id="rId80">
-        <w:r>
-          <w:rPr>
-            <w:lang w:val="fr_FR" w:bidi="fr_FR"/>
-          </w:rPr>
-          <w:rPr>
-            <w:color w:val="0000EE"/>
-            <w:u w:val="single"/>
-          </w:rPr>
-          <w:t>52</w:t>
-        </w:r>
-      </w:hyperlink>
+      <w:r>
+        <w:rPr>
+          <w:lang w:val="fr_FR" w:bidi="fr_FR"/>
+        </w:rPr>
+        <w:t>52</w:t>
+      </w:r>
       <w:r>
         <w:rPr>
           <w:lang w:val="fr_FR" w:bidi="fr_FR"/>
         </w:rPr>
         <w:t xml:space="preserve">, </w:t>
       </w:r>
-      <w:hyperlink r:id="rId81">
-        <w:r>
-          <w:rPr>
-            <w:lang w:val="fr_FR" w:bidi="fr_FR"/>
-          </w:rPr>
-          <w:rPr>
-            <w:color w:val="0000EE"/>
-            <w:u w:val="single"/>
-          </w:rPr>
-          <w:t>54</w:t>
-        </w:r>
-      </w:hyperlink>
+      <w:r>
+        <w:rPr>
+          <w:lang w:val="fr_FR" w:bidi="fr_FR"/>
+        </w:rPr>
+        <w:t>54</w:t>
+      </w:r>
       <w:r>
         <w:rPr>
           <w:lang w:val="fr_FR" w:bidi="fr_FR"/>
         </w:rPr>
         <w:t xml:space="preserve">, </w:t>
       </w:r>
-      <w:hyperlink r:id="rId82">
-        <w:r>
-          <w:rPr>
-            <w:lang w:val="fr_FR" w:bidi="fr_FR"/>
-          </w:rPr>
-          <w:rPr>
-            <w:color w:val="0000EE"/>
-            <w:u w:val="single"/>
-          </w:rPr>
-          <w:t>56</w:t>
-        </w:r>
-      </w:hyperlink>
+      <w:r>
+        <w:rPr>
+          <w:lang w:val="fr_FR" w:bidi="fr_FR"/>
+        </w:rPr>
+        <w:t>56</w:t>
+      </w:r>
       <w:r>
         <w:rPr>
           <w:lang w:val="fr_FR" w:bidi="fr_FR"/>
         </w:rPr>
         <w:t xml:space="preserve">, </w:t>
       </w:r>
-      <w:hyperlink r:id="rId83">
-        <w:r>
-          <w:rPr>
-            <w:lang w:val="fr_FR" w:bidi="fr_FR"/>
-          </w:rPr>
-          <w:rPr>
-            <w:color w:val="0000EE"/>
-            <w:u w:val="single"/>
-          </w:rPr>
-          <w:t>57</w:t>
-        </w:r>
-      </w:hyperlink>
+      <w:r>
+        <w:rPr>
+          <w:lang w:val="fr_FR" w:bidi="fr_FR"/>
+        </w:rPr>
+        <w:t>57</w:t>
+      </w:r>
       <w:r>
         <w:rPr>
           <w:lang w:val="fr_FR" w:bidi="fr_FR"/>
         </w:rPr>
         <w:t xml:space="preserve">, </w:t>
       </w:r>
-      <w:hyperlink r:id="rId84">
-        <w:r>
-          <w:rPr>
-            <w:lang w:val="fr_FR" w:bidi="fr_FR"/>
-          </w:rPr>
-          <w:rPr>
-            <w:color w:val="0000EE"/>
-            <w:u w:val="single"/>
-          </w:rPr>
-          <w:t>59</w:t>
-        </w:r>
-      </w:hyperlink>
+      <w:r>
+        <w:rPr>
+          <w:lang w:val="fr_FR" w:bidi="fr_FR"/>
+        </w:rPr>
+        <w:t>59</w:t>
+      </w:r>
       <w:r>
         <w:rPr>
           <w:lang w:val="fr_FR" w:bidi="fr_FR"/>
         </w:rPr>
         <w:t xml:space="preserve">, </w:t>
       </w:r>
-      <w:hyperlink r:id="rId85">
-        <w:r>
-          <w:rPr>
-            <w:lang w:val="fr_FR" w:bidi="fr_FR"/>
-          </w:rPr>
-          <w:rPr>
-            <w:color w:val="0000EE"/>
-            <w:u w:val="single"/>
-          </w:rPr>
-          <w:t>60</w:t>
-        </w:r>
-      </w:hyperlink>
+      <w:r>
+        <w:rPr>
+          <w:lang w:val="fr_FR" w:bidi="fr_FR"/>
+        </w:rPr>
+        <w:t>60</w:t>
+      </w:r>
       <w:r>
         <w:rPr>
           <w:lang w:val="fr_FR" w:bidi="fr_FR"/>
         </w:rPr>
         <w:t xml:space="preserve">, </w:t>
       </w:r>
-      <w:hyperlink r:id="rId86">
-        <w:r>
-          <w:rPr>
-            <w:lang w:val="fr_FR" w:bidi="fr_FR"/>
-          </w:rPr>
-          <w:rPr>
-            <w:color w:val="0000EE"/>
-            <w:u w:val="single"/>
-          </w:rPr>
-          <w:t>63</w:t>
-        </w:r>
-      </w:hyperlink>
+      <w:r>
+        <w:rPr>
+          <w:lang w:val="fr_FR" w:bidi="fr_FR"/>
+        </w:rPr>
+        <w:t>63</w:t>
+      </w:r>
       <w:r>
         <w:rPr>
           <w:lang w:val="fr_FR" w:bidi="fr_FR"/>
         </w:rPr>
         <w:t xml:space="preserve">, </w:t>
       </w:r>
-      <w:hyperlink r:id="rId87">
-        <w:r>
-          <w:rPr>
-            <w:lang w:val="fr_FR" w:bidi="fr_FR"/>
-          </w:rPr>
-          <w:rPr>
-            <w:color w:val="0000EE"/>
-            <w:u w:val="single"/>
-          </w:rPr>
-          <w:t>142</w:t>
-        </w:r>
-      </w:hyperlink>
+      <w:r>
+        <w:rPr>
+          <w:lang w:val="fr_FR" w:bidi="fr_FR"/>
+        </w:rPr>
+        <w:t>142</w:t>
+      </w:r>
       <w:r>
         <w:rPr>
           <w:lang w:val="fr_FR" w:bidi="fr_FR"/>
         </w:rPr>
         <w:t xml:space="preserve">) donnent peu ou pas de ldétail précis permettant de relier le texte à cet épisode. Par exemple, le titre du </w:t>
       </w:r>
-      <w:hyperlink r:id="rId79">
-        <w:r>
-          <w:rPr>
-            <w:lang w:val="fr_FR" w:bidi="fr_FR"/>
-          </w:rPr>
-          <w:rPr>
-            <w:color w:val="0000EE"/>
-            <w:u w:val="single"/>
-          </w:rPr>
-          <w:t>Ps 51</w:t>
-        </w:r>
-      </w:hyperlink>
+      <w:r>
+        <w:rPr>
+          <w:lang w:val="fr_FR" w:bidi="fr_FR"/>
+        </w:rPr>
+        <w:t>Ps 51</w:t>
+      </w:r>
       <w:r>
         <w:rPr>
           <w:lang w:val="fr_FR" w:bidi="fr_FR"/>
         </w:rPr>
         <w:t xml:space="preserve"> évoque le péché de David et la réprimande de Nathan. Le psaume lui-même aborde le thème du péché, du pardon et de la contrition, mais sans mentionner clairement les événements particuliers de ce contexte. De plus, certains psaumes attribués à David semblent présupposer l’existence du temple, qui n’avait pas encore été construit à son époque (voir </w:t>
       </w:r>
-      <w:hyperlink r:id="rId88">
-        <w:r>
-          <w:rPr>
-            <w:lang w:val="fr_FR" w:bidi="fr_FR"/>
-          </w:rPr>
-          <w:rPr>
-            <w:color w:val="0000EE"/>
-            <w:u w:val="single"/>
-          </w:rPr>
-          <w:t xml:space="preserve">Ps 5.7 </w:t>
-        </w:r>
-      </w:hyperlink>
+      <w:r>
+        <w:rPr>
+          <w:lang w:val="fr_FR" w:bidi="fr_FR"/>
+        </w:rPr>
+        <w:t xml:space="preserve">Ps 5.7 </w:t>
+      </w:r>
       <w:r>
         <w:rPr>
           <w:lang w:val="fr_FR" w:bidi="fr_FR"/>
         </w:rPr>
         <w:t xml:space="preserve">; </w:t>
       </w:r>
-      <w:hyperlink r:id="rId89">
-        <w:r>
-          <w:rPr>
-            <w:lang w:val="fr_FR" w:bidi="fr_FR"/>
-          </w:rPr>
-          <w:rPr>
-            <w:color w:val="0000EE"/>
-            <w:u w:val="single"/>
-          </w:rPr>
-          <w:t xml:space="preserve">122.1 </w:t>
-        </w:r>
-      </w:hyperlink>
+      <w:r>
+        <w:rPr>
+          <w:lang w:val="fr_FR" w:bidi="fr_FR"/>
+        </w:rPr>
+        <w:t xml:space="preserve">122.1 </w:t>
+      </w:r>
       <w:r>
         <w:rPr>
           <w:lang w:val="fr_FR" w:bidi="fr_FR"/>
         </w:rPr>
         <w:t xml:space="preserve">; </w:t>
       </w:r>
-      <w:hyperlink r:id="rId90">
-        <w:r>
-          <w:rPr>
-            <w:lang w:val="fr_FR" w:bidi="fr_FR"/>
-          </w:rPr>
-          <w:rPr>
-            <w:color w:val="0000EE"/>
-            <w:u w:val="single"/>
-          </w:rPr>
-          <w:t>138.2</w:t>
-        </w:r>
-      </w:hyperlink>
+      <w:r>
+        <w:rPr>
+          <w:lang w:val="fr_FR" w:bidi="fr_FR"/>
+        </w:rPr>
+        <w:t>138.2</w:t>
+      </w:r>
       <w:r>
         <w:rPr>
           <w:lang w:val="fr_FR" w:bidi="fr_FR"/>
         </w:rPr>
         <w:t xml:space="preserve">). De même, le titre du </w:t>
       </w:r>
-      <w:hyperlink r:id="rId91">
-        <w:r>
-          <w:rPr>
-            <w:lang w:val="fr_FR" w:bidi="fr_FR"/>
-          </w:rPr>
-          <w:rPr>
-            <w:color w:val="0000EE"/>
-            <w:u w:val="single"/>
-          </w:rPr>
-          <w:t>Ps 30</w:t>
-        </w:r>
-      </w:hyperlink>
+      <w:r>
+        <w:rPr>
+          <w:lang w:val="fr_FR" w:bidi="fr_FR"/>
+        </w:rPr>
+        <w:t>Ps 30</w:t>
+      </w:r>
       <w:r>
         <w:rPr>
           <w:lang w:val="fr_FR" w:bidi="fr_FR"/>
         </w:rPr>
         <w:t xml:space="preserve"> associe David à la dédicace du temple, alors que le contenu du </w:t>
       </w:r>
-      <w:hyperlink r:id="rId92">
-        <w:r>
-          <w:rPr>
-            <w:lang w:val="fr_FR" w:bidi="fr_FR"/>
-          </w:rPr>
-          <w:rPr>
-            <w:color w:val="0000EE"/>
-            <w:u w:val="single"/>
-          </w:rPr>
-          <w:t>Ps 69</w:t>
-        </w:r>
-      </w:hyperlink>
+      <w:r>
+        <w:rPr>
+          <w:lang w:val="fr_FR" w:bidi="fr_FR"/>
+        </w:rPr>
+        <w:t>Ps 69</w:t>
+      </w:r>
       <w:r>
         <w:rPr>
           <w:lang w:val="fr_FR" w:bidi="fr_FR"/>
         </w:rPr>
         <w:t xml:space="preserve"> ne semble pas correspondre à ce que l'on sait de la vie de David. Enfin, certaines traditions textuelles divergent quant à la mention de David dans l'en-tête (par ex., </w:t>
       </w:r>
-      <w:hyperlink r:id="rId93">
-        <w:r>
-          <w:rPr>
-            <w:lang w:val="fr_FR" w:bidi="fr_FR"/>
-          </w:rPr>
-          <w:rPr>
-            <w:color w:val="0000EE"/>
-            <w:u w:val="single"/>
-          </w:rPr>
-          <w:t>Ps 122</w:t>
-        </w:r>
-      </w:hyperlink>
+      <w:r>
+        <w:rPr>
+          <w:lang w:val="fr_FR" w:bidi="fr_FR"/>
+        </w:rPr>
+        <w:t>Ps 122</w:t>
+      </w:r>
       <w:r>
         <w:rPr>
           <w:lang w:val="fr_FR" w:bidi="fr_FR"/>
         </w:rPr>
         <w:t xml:space="preserve">, </w:t>
       </w:r>
-      <w:hyperlink r:id="rId94">
-        <w:r>
-          <w:rPr>
-            <w:lang w:val="fr_FR" w:bidi="fr_FR"/>
-          </w:rPr>
-          <w:rPr>
-            <w:color w:val="0000EE"/>
-            <w:u w:val="single"/>
-          </w:rPr>
-          <w:t>124</w:t>
-        </w:r>
-      </w:hyperlink>
+      <w:r>
+        <w:rPr>
+          <w:lang w:val="fr_FR" w:bidi="fr_FR"/>
+        </w:rPr>
+        <w:t>124</w:t>
+      </w:r>
       <w:r>
         <w:rPr>
           <w:lang w:val="fr_FR" w:bidi="fr_FR"/>
@@ -2646,36 +2010,24 @@
         </w:rPr>
         <w:t xml:space="preserve">(« chant » ; voir </w:t>
       </w:r>
-      <w:hyperlink r:id="rId65">
-        <w:r>
-          <w:rPr>
-            <w:lang w:val="fr_FR" w:bidi="fr_FR"/>
-          </w:rPr>
-          <w:rPr>
-            <w:color w:val="0000EE"/>
-            <w:u w:val="single"/>
-          </w:rPr>
-          <w:t>Lc 20.42</w:t>
-        </w:r>
-      </w:hyperlink>
+      <w:r>
+        <w:rPr>
+          <w:lang w:val="fr_FR" w:bidi="fr_FR"/>
+        </w:rPr>
+        <w:t>Lc 20.42</w:t>
+      </w:r>
       <w:r>
         <w:rPr>
           <w:lang w:val="fr_FR" w:bidi="fr_FR"/>
         </w:rPr>
         <w:t xml:space="preserve"> ; </w:t>
       </w:r>
-      <w:hyperlink r:id="rId67">
-        <w:r>
-          <w:rPr>
-            <w:lang w:val="fr_FR" w:bidi="fr_FR"/>
-          </w:rPr>
-          <w:rPr>
-            <w:color w:val="0000EE"/>
-            <w:u w:val="single"/>
-          </w:rPr>
-          <w:t>24.44</w:t>
-        </w:r>
-      </w:hyperlink>
+      <w:r>
+        <w:rPr>
+          <w:lang w:val="fr_FR" w:bidi="fr_FR"/>
+        </w:rPr>
+        <w:t>24.44</w:t>
+      </w:r>
       <w:r>
         <w:rPr>
           <w:lang w:val="fr_FR" w:bidi="fr_FR"/>
@@ -2695,18 +2047,12 @@
         </w:rPr>
         <w:t xml:space="preserve">. Ce terme apparaît fréquemment dans les titres des psaumes individuels (par ex., </w:t>
       </w:r>
-      <w:hyperlink r:id="rId95">
-        <w:r>
-          <w:rPr>
-            <w:lang w:val="fr_FR" w:bidi="fr_FR"/>
-          </w:rPr>
-          <w:rPr>
-            <w:color w:val="0000EE"/>
-            <w:u w:val="single"/>
-          </w:rPr>
-          <w:t>Ps 3.1–2</w:t>
-        </w:r>
-      </w:hyperlink>
+      <w:r>
+        <w:rPr>
+          <w:lang w:val="fr_FR" w:bidi="fr_FR"/>
+        </w:rPr>
+        <w:t>Ps 3.1–2</w:t>
+      </w:r>
       <w:r>
         <w:rPr>
           <w:lang w:val="fr_FR" w:bidi="fr_FR"/>
@@ -2878,18 +2224,12 @@
         </w:rPr>
         <w:t xml:space="preserve">ternel », </w:t>
       </w:r>
-      <w:hyperlink r:id="rId16">
-        <w:r>
-          <w:rPr>
-            <w:lang w:val="fr_FR" w:bidi="fr_FR"/>
-          </w:rPr>
-          <w:rPr>
-            <w:color w:val="0000EE"/>
-            <w:u w:val="single"/>
-          </w:rPr>
-          <w:t>Ps 1–41</w:t>
-        </w:r>
-      </w:hyperlink>
+      <w:r>
+        <w:rPr>
+          <w:lang w:val="fr_FR" w:bidi="fr_FR"/>
+        </w:rPr>
+        <w:t>Ps 1–41</w:t>
+      </w:r>
       <w:r>
         <w:rPr>
           <w:lang w:val="fr_FR" w:bidi="fr_FR"/>
@@ -2909,18 +2249,12 @@
         </w:rPr>
         <w:t xml:space="preserve"> (« Dieu », </w:t>
       </w:r>
-      <w:hyperlink r:id="rId18">
-        <w:r>
-          <w:rPr>
-            <w:lang w:val="fr_FR" w:bidi="fr_FR"/>
-          </w:rPr>
-          <w:rPr>
-            <w:color w:val="0000EE"/>
-            <w:u w:val="single"/>
-          </w:rPr>
-          <w:t>Ps 42–72</w:t>
-        </w:r>
-      </w:hyperlink>
+      <w:r>
+        <w:rPr>
+          <w:lang w:val="fr_FR" w:bidi="fr_FR"/>
+        </w:rPr>
+        <w:t>Ps 42–72</w:t>
+      </w:r>
       <w:r>
         <w:rPr>
           <w:lang w:val="fr_FR" w:bidi="fr_FR"/>
@@ -2945,126 +2279,84 @@
         </w:rPr>
         <w:t>Par les noms mentionnés dans leurs titres : David (</w:t>
       </w:r>
-      <w:hyperlink r:id="rId25">
-        <w:r>
-          <w:rPr>
-            <w:lang w:val="fr_FR" w:bidi="fr_FR"/>
-          </w:rPr>
-          <w:rPr>
-            <w:color w:val="0000EE"/>
-            <w:u w:val="single"/>
-          </w:rPr>
-          <w:t>Ps 3–32</w:t>
-        </w:r>
-      </w:hyperlink>
+      <w:r>
+        <w:rPr>
+          <w:lang w:val="fr_FR" w:bidi="fr_FR"/>
+        </w:rPr>
+        <w:t>Ps 3–32</w:t>
+      </w:r>
       <w:r>
         <w:rPr>
           <w:lang w:val="fr_FR" w:bidi="fr_FR"/>
         </w:rPr>
         <w:t xml:space="preserve"> ; </w:t>
       </w:r>
-      <w:hyperlink r:id="rId26">
-        <w:r>
-          <w:rPr>
-            <w:lang w:val="fr_FR" w:bidi="fr_FR"/>
-          </w:rPr>
-          <w:rPr>
-            <w:color w:val="0000EE"/>
-            <w:u w:val="single"/>
-          </w:rPr>
-          <w:t>34.1–41.13</w:t>
-        </w:r>
-      </w:hyperlink>
+      <w:r>
+        <w:rPr>
+          <w:lang w:val="fr_FR" w:bidi="fr_FR"/>
+        </w:rPr>
+        <w:t>34.1–41.13</w:t>
+      </w:r>
       <w:r>
         <w:rPr>
           <w:lang w:val="fr_FR" w:bidi="fr_FR"/>
         </w:rPr>
         <w:t>, etc.), les descendants de Koré (</w:t>
       </w:r>
-      <w:hyperlink r:id="rId27">
-        <w:r>
-          <w:rPr>
-            <w:lang w:val="fr_FR" w:bidi="fr_FR"/>
-          </w:rPr>
-          <w:rPr>
-            <w:color w:val="0000EE"/>
-            <w:u w:val="single"/>
-          </w:rPr>
-          <w:t>Ps 42–49</w:t>
-        </w:r>
-      </w:hyperlink>
+      <w:r>
+        <w:rPr>
+          <w:lang w:val="fr_FR" w:bidi="fr_FR"/>
+        </w:rPr>
+        <w:t>Ps 42–49</w:t>
+      </w:r>
       <w:r>
         <w:rPr>
           <w:lang w:val="fr_FR" w:bidi="fr_FR"/>
         </w:rPr>
         <w:t xml:space="preserve"> ; </w:t>
       </w:r>
-      <w:hyperlink r:id="rId35">
-        <w:r>
-          <w:rPr>
-            <w:lang w:val="fr_FR" w:bidi="fr_FR"/>
-          </w:rPr>
-          <w:rPr>
-            <w:color w:val="0000EE"/>
-            <w:u w:val="single"/>
-          </w:rPr>
-          <w:t>84.1–85.13</w:t>
-        </w:r>
-      </w:hyperlink>
+      <w:r>
+        <w:rPr>
+          <w:lang w:val="fr_FR" w:bidi="fr_FR"/>
+        </w:rPr>
+        <w:t>84.1–85.13</w:t>
+      </w:r>
       <w:r>
         <w:rPr>
           <w:lang w:val="fr_FR" w:bidi="fr_FR"/>
         </w:rPr>
         <w:t xml:space="preserve"> ; </w:t>
       </w:r>
-      <w:hyperlink r:id="rId36">
-        <w:r>
-          <w:rPr>
-            <w:lang w:val="fr_FR" w:bidi="fr_FR"/>
-          </w:rPr>
-          <w:rPr>
-            <w:color w:val="0000EE"/>
-            <w:u w:val="single"/>
-          </w:rPr>
-          <w:t>87.1–88.18</w:t>
-        </w:r>
-      </w:hyperlink>
+      <w:r>
+        <w:rPr>
+          <w:lang w:val="fr_FR" w:bidi="fr_FR"/>
+        </w:rPr>
+        <w:t>87.1–88.18</w:t>
+      </w:r>
       <w:r>
         <w:rPr>
           <w:lang w:val="fr_FR" w:bidi="fr_FR"/>
         </w:rPr>
         <w:t>), ou Asaph (</w:t>
       </w:r>
-      <w:hyperlink r:id="rId28">
-        <w:r>
-          <w:rPr>
-            <w:lang w:val="fr_FR" w:bidi="fr_FR"/>
-          </w:rPr>
-          <w:rPr>
-            <w:color w:val="0000EE"/>
-            <w:u w:val="single"/>
-          </w:rPr>
-          <w:t>Ps 50</w:t>
-        </w:r>
-      </w:hyperlink>
+      <w:r>
+        <w:rPr>
+          <w:lang w:val="fr_FR" w:bidi="fr_FR"/>
+        </w:rPr>
+        <w:t>Ps 50</w:t>
+      </w:r>
       <w:r>
         <w:rPr>
           <w:lang w:val="fr_FR" w:bidi="fr_FR"/>
         </w:rPr>
         <w:t xml:space="preserve">, </w:t>
       </w:r>
-      <w:hyperlink r:id="rId34">
-        <w:r>
-          <w:rPr>
-            <w:lang w:val="fr_FR" w:bidi="fr_FR"/>
-          </w:rPr>
-          <w:rPr>
-            <w:color w:val="0000EE"/>
-            <w:u w:val="single"/>
-          </w:rPr>
-          <w:t>73–83</w:t>
-        </w:r>
-      </w:hyperlink>
+      <w:r>
+        <w:rPr>
+          <w:lang w:val="fr_FR" w:bidi="fr_FR"/>
+        </w:rPr>
+        <w:t>73–83</w:t>
+      </w:r>
       <w:r>
         <w:rPr>
           <w:lang w:val="fr_FR" w:bidi="fr_FR"/>
@@ -3120,18 +2412,12 @@
         </w:rPr>
         <w:t xml:space="preserve"> (</w:t>
       </w:r>
-      <w:hyperlink r:id="rId49">
-        <w:r>
-          <w:rPr>
-            <w:lang w:val="fr_FR" w:bidi="fr_FR"/>
-          </w:rPr>
-          <w:rPr>
-            <w:color w:val="0000EE"/>
-            <w:u w:val="single"/>
-          </w:rPr>
-          <w:t>Ps 120–134</w:t>
-        </w:r>
-      </w:hyperlink>
+      <w:r>
+        <w:rPr>
+          <w:lang w:val="fr_FR" w:bidi="fr_FR"/>
+        </w:rPr>
+        <w:t>Ps 120–134</w:t>
+      </w:r>
       <w:r>
         <w:rPr>
           <w:lang w:val="fr_FR" w:bidi="fr_FR"/>
@@ -3151,36 +2437,24 @@
         </w:rPr>
         <w:t xml:space="preserve"> (</w:t>
       </w:r>
-      <w:hyperlink r:id="rId46">
-        <w:r>
-          <w:rPr>
-            <w:lang w:val="fr_FR" w:bidi="fr_FR"/>
-          </w:rPr>
-          <w:rPr>
-            <w:color w:val="0000EE"/>
-            <w:u w:val="single"/>
-          </w:rPr>
-          <w:t>Ps 113–118</w:t>
-        </w:r>
-      </w:hyperlink>
+      <w:r>
+        <w:rPr>
+          <w:lang w:val="fr_FR" w:bidi="fr_FR"/>
+        </w:rPr>
+        <w:t>Ps 113–118</w:t>
+      </w:r>
       <w:r>
         <w:rPr>
           <w:lang w:val="fr_FR" w:bidi="fr_FR"/>
         </w:rPr>
         <w:t>) et les hymnes de louange (</w:t>
       </w:r>
-      <w:hyperlink r:id="rId51">
-        <w:r>
-          <w:rPr>
-            <w:lang w:val="fr_FR" w:bidi="fr_FR"/>
-          </w:rPr>
-          <w:rPr>
-            <w:color w:val="0000EE"/>
-            <w:u w:val="single"/>
-          </w:rPr>
-          <w:t>Ps 146–150</w:t>
-        </w:r>
-      </w:hyperlink>
+      <w:r>
+        <w:rPr>
+          <w:lang w:val="fr_FR" w:bidi="fr_FR"/>
+        </w:rPr>
+        <w:t>Ps 146–150</w:t>
+      </w:r>
       <w:r>
         <w:rPr>
           <w:lang w:val="fr_FR" w:bidi="fr_FR"/>
@@ -3205,36 +2479,24 @@
         </w:rPr>
         <w:t>Par connexions thématiques : par ex., sur la royauté de Dieu (</w:t>
       </w:r>
-      <w:hyperlink r:id="rId41">
-        <w:r>
-          <w:rPr>
-            <w:lang w:val="fr_FR" w:bidi="fr_FR"/>
-          </w:rPr>
-          <w:rPr>
-            <w:color w:val="0000EE"/>
-            <w:u w:val="single"/>
-          </w:rPr>
-          <w:t>Ps 93–100</w:t>
-        </w:r>
-      </w:hyperlink>
+      <w:r>
+        <w:rPr>
+          <w:lang w:val="fr_FR" w:bidi="fr_FR"/>
+        </w:rPr>
+        <w:t>Ps 93–100</w:t>
+      </w:r>
       <w:r>
         <w:rPr>
           <w:lang w:val="fr_FR" w:bidi="fr_FR"/>
         </w:rPr>
         <w:t>), ou ceux qui retracent l’histoire, de la création à l’exil (</w:t>
       </w:r>
-      <w:hyperlink r:id="rId44">
-        <w:r>
-          <w:rPr>
-            <w:lang w:val="fr_FR" w:bidi="fr_FR"/>
-          </w:rPr>
-          <w:rPr>
-            <w:color w:val="0000EE"/>
-            <w:u w:val="single"/>
-          </w:rPr>
-          <w:t>Ps 104–106</w:t>
-        </w:r>
-      </w:hyperlink>
+      <w:r>
+        <w:rPr>
+          <w:lang w:val="fr_FR" w:bidi="fr_FR"/>
+        </w:rPr>
+        <w:t>Ps 104–106</w:t>
+      </w:r>
       <w:r>
         <w:rPr>
           <w:lang w:val="fr_FR" w:bidi="fr_FR"/>
@@ -3293,108 +2555,72 @@
         </w:rPr>
         <w:t xml:space="preserve"> (« psaume / chant » : </w:t>
       </w:r>
-      <w:hyperlink r:id="rId96">
-        <w:r>
-          <w:rPr>
-            <w:lang w:val="fr_FR" w:bidi="fr_FR"/>
-          </w:rPr>
-          <w:rPr>
-            <w:color w:val="0000EE"/>
-            <w:u w:val="single"/>
-          </w:rPr>
-          <w:t>Ps 32</w:t>
-        </w:r>
-      </w:hyperlink>
+      <w:r>
+        <w:rPr>
+          <w:lang w:val="fr_FR" w:bidi="fr_FR"/>
+        </w:rPr>
+        <w:t>Ps 32</w:t>
+      </w:r>
       <w:r>
         <w:rPr>
           <w:lang w:val="fr_FR" w:bidi="fr_FR"/>
         </w:rPr>
         <w:t xml:space="preserve">, </w:t>
       </w:r>
-      <w:hyperlink r:id="rId97">
-        <w:r>
-          <w:rPr>
-            <w:lang w:val="fr_FR" w:bidi="fr_FR"/>
-          </w:rPr>
-          <w:rPr>
-            <w:color w:val="0000EE"/>
-            <w:u w:val="single"/>
-          </w:rPr>
-          <w:t>42</w:t>
-        </w:r>
-      </w:hyperlink>
+      <w:r>
+        <w:rPr>
+          <w:lang w:val="fr_FR" w:bidi="fr_FR"/>
+        </w:rPr>
+        <w:t>42</w:t>
+      </w:r>
       <w:r>
         <w:rPr>
           <w:lang w:val="fr_FR" w:bidi="fr_FR"/>
         </w:rPr>
         <w:t xml:space="preserve">, </w:t>
       </w:r>
-      <w:hyperlink r:id="rId98">
-        <w:r>
-          <w:rPr>
-            <w:lang w:val="fr_FR" w:bidi="fr_FR"/>
-          </w:rPr>
-          <w:rPr>
-            <w:color w:val="0000EE"/>
-            <w:u w:val="single"/>
-          </w:rPr>
-          <w:t>44–45</w:t>
-        </w:r>
-      </w:hyperlink>
+      <w:r>
+        <w:rPr>
+          <w:lang w:val="fr_FR" w:bidi="fr_FR"/>
+        </w:rPr>
+        <w:t>44–45</w:t>
+      </w:r>
       <w:r>
         <w:rPr>
           <w:lang w:val="fr_FR" w:bidi="fr_FR"/>
         </w:rPr>
         <w:t xml:space="preserve">, </w:t>
       </w:r>
-      <w:hyperlink r:id="rId99">
-        <w:r>
-          <w:rPr>
-            <w:lang w:val="fr_FR" w:bidi="fr_FR"/>
-          </w:rPr>
-          <w:rPr>
-            <w:color w:val="0000EE"/>
-            <w:u w:val="single"/>
-          </w:rPr>
-          <w:t>52–55</w:t>
-        </w:r>
-      </w:hyperlink>
+      <w:r>
+        <w:rPr>
+          <w:lang w:val="fr_FR" w:bidi="fr_FR"/>
+        </w:rPr>
+        <w:t>52–55</w:t>
+      </w:r>
       <w:r>
         <w:rPr>
           <w:lang w:val="fr_FR" w:bidi="fr_FR"/>
         </w:rPr>
         <w:t xml:space="preserve">, </w:t>
       </w:r>
-      <w:hyperlink r:id="rId100">
-        <w:r>
-          <w:rPr>
-            <w:lang w:val="fr_FR" w:bidi="fr_FR"/>
-          </w:rPr>
-          <w:rPr>
-            <w:color w:val="0000EE"/>
-            <w:u w:val="single"/>
-          </w:rPr>
-          <w:t>74</w:t>
-        </w:r>
-      </w:hyperlink>
+      <w:r>
+        <w:rPr>
+          <w:lang w:val="fr_FR" w:bidi="fr_FR"/>
+        </w:rPr>
+        <w:t>74</w:t>
+      </w:r>
       <w:r>
         <w:rPr>
           <w:lang w:val="fr_FR" w:bidi="fr_FR"/>
         </w:rPr>
         <w:t xml:space="preserve">, </w:t>
       </w:r>
-      <w:hyperlink r:id="rId101">
-        <w:r>
-          <w:rPr>
-            <w:lang w:val="fr_FR" w:bidi="fr_FR"/>
-          </w:rPr>
-          <w:rPr>
-            <w:color w:val="0000EE"/>
-            <w:u w:val="single"/>
-          </w:rPr>
-          <w:t>88–89</w:t>
-        </w:r>
-      </w:hyperlink>
+      <w:r>
+        <w:rPr>
+          <w:lang w:val="fr_FR" w:bidi="fr_FR"/>
+        </w:rPr>
+        <w:t>88–89</w:t>
+      </w:r>
       <w:r>
         <w:rPr>
           <w:lang w:val="fr_FR" w:bidi="fr_FR"/>
@@ -3426,36 +2652,24 @@
         </w:rPr>
         <w:t xml:space="preserve"> (« psaume / chant » </w:t>
       </w:r>
-      <w:hyperlink r:id="rId102">
-        <w:r>
-          <w:rPr>
-            <w:lang w:val="fr_FR" w:bidi="fr_FR"/>
-          </w:rPr>
-          <w:rPr>
-            <w:color w:val="0000EE"/>
-            <w:u w:val="single"/>
-          </w:rPr>
-          <w:t>Ps 16</w:t>
-        </w:r>
-      </w:hyperlink>
+      <w:r>
+        <w:rPr>
+          <w:lang w:val="fr_FR" w:bidi="fr_FR"/>
+        </w:rPr>
+        <w:t>Ps 16</w:t>
+      </w:r>
       <w:r>
         <w:rPr>
           <w:lang w:val="fr_FR" w:bidi="fr_FR"/>
         </w:rPr>
         <w:t xml:space="preserve">, </w:t>
       </w:r>
-      <w:hyperlink r:id="rId103">
-        <w:r>
-          <w:rPr>
-            <w:lang w:val="fr_FR" w:bidi="fr_FR"/>
-          </w:rPr>
-          <w:rPr>
-            <w:color w:val="0000EE"/>
-            <w:u w:val="single"/>
-          </w:rPr>
-          <w:t>56–60</w:t>
-        </w:r>
-      </w:hyperlink>
+      <w:r>
+        <w:rPr>
+          <w:lang w:val="fr_FR" w:bidi="fr_FR"/>
+        </w:rPr>
+        <w:t>56–60</w:t>
+      </w:r>
       <w:r>
         <w:rPr>
           <w:lang w:val="fr_FR" w:bidi="fr_FR"/>
@@ -3487,36 +2701,24 @@
         </w:rPr>
         <w:t xml:space="preserve"> (« chant » : </w:t>
       </w:r>
-      <w:hyperlink r:id="rId104">
-        <w:r>
-          <w:rPr>
-            <w:lang w:val="fr_FR" w:bidi="fr_FR"/>
-          </w:rPr>
-          <w:rPr>
-            <w:color w:val="0000EE"/>
-            <w:u w:val="single"/>
-          </w:rPr>
-          <w:t>Ps 45</w:t>
-        </w:r>
-      </w:hyperlink>
+      <w:r>
+        <w:rPr>
+          <w:lang w:val="fr_FR" w:bidi="fr_FR"/>
+        </w:rPr>
+        <w:t>Ps 45</w:t>
+      </w:r>
       <w:r>
         <w:rPr>
           <w:lang w:val="fr_FR" w:bidi="fr_FR"/>
         </w:rPr>
         <w:t xml:space="preserve">, </w:t>
       </w:r>
-      <w:hyperlink r:id="rId105">
-        <w:r>
-          <w:rPr>
-            <w:lang w:val="fr_FR" w:bidi="fr_FR"/>
-          </w:rPr>
-          <w:rPr>
-            <w:color w:val="0000EE"/>
-            <w:u w:val="single"/>
-          </w:rPr>
-          <w:t>120–135</w:t>
-        </w:r>
-      </w:hyperlink>
+      <w:r>
+        <w:rPr>
+          <w:lang w:val="fr_FR" w:bidi="fr_FR"/>
+        </w:rPr>
+        <w:t>120–135</w:t>
+      </w:r>
       <w:r>
         <w:rPr>
           <w:lang w:val="fr_FR" w:bidi="fr_FR"/>
@@ -3548,18 +2750,12 @@
         </w:rPr>
         <w:t xml:space="preserve"> (« psaume », un terme générique ou musical : </w:t>
       </w:r>
-      <w:hyperlink r:id="rId76">
-        <w:r>
-          <w:rPr>
-            <w:lang w:val="fr_FR" w:bidi="fr_FR"/>
-          </w:rPr>
-          <w:rPr>
-            <w:color w:val="0000EE"/>
-            <w:u w:val="single"/>
-          </w:rPr>
-          <w:t>Ps 7</w:t>
-        </w:r>
-      </w:hyperlink>
+      <w:r>
+        <w:rPr>
+          <w:lang w:val="fr_FR" w:bidi="fr_FR"/>
+        </w:rPr>
+        <w:t>Ps 7</w:t>
+      </w:r>
       <w:r>
         <w:rPr>
           <w:lang w:val="fr_FR" w:bidi="fr_FR"/>
@@ -3591,54 +2787,36 @@
         </w:rPr>
         <w:t xml:space="preserve"> (« prière » : </w:t>
       </w:r>
-      <w:hyperlink r:id="rId106">
-        <w:r>
-          <w:rPr>
-            <w:lang w:val="fr_FR" w:bidi="fr_FR"/>
-          </w:rPr>
-          <w:rPr>
-            <w:color w:val="0000EE"/>
-            <w:u w:val="single"/>
-          </w:rPr>
-          <w:t>Ps 17</w:t>
-        </w:r>
-      </w:hyperlink>
+      <w:r>
+        <w:rPr>
+          <w:lang w:val="fr_FR" w:bidi="fr_FR"/>
+        </w:rPr>
+        <w:t>Ps 17</w:t>
+      </w:r>
       <w:r>
         <w:rPr>
           <w:lang w:val="fr_FR" w:bidi="fr_FR"/>
         </w:rPr>
         <w:t xml:space="preserve">, </w:t>
       </w:r>
-      <w:hyperlink r:id="rId37">
-        <w:r>
-          <w:rPr>
-            <w:lang w:val="fr_FR" w:bidi="fr_FR"/>
-          </w:rPr>
-          <w:rPr>
-            <w:color w:val="0000EE"/>
-            <w:u w:val="single"/>
-          </w:rPr>
-          <w:t>86</w:t>
-        </w:r>
-      </w:hyperlink>
+      <w:r>
+        <w:rPr>
+          <w:lang w:val="fr_FR" w:bidi="fr_FR"/>
+        </w:rPr>
+        <w:t>86</w:t>
+      </w:r>
       <w:r>
         <w:rPr>
           <w:lang w:val="fr_FR" w:bidi="fr_FR"/>
         </w:rPr>
         <w:t xml:space="preserve">, </w:t>
       </w:r>
-      <w:hyperlink r:id="rId71">
-        <w:r>
-          <w:rPr>
-            <w:lang w:val="fr_FR" w:bidi="fr_FR"/>
-          </w:rPr>
-          <w:rPr>
-            <w:color w:val="0000EE"/>
-            <w:u w:val="single"/>
-          </w:rPr>
-          <w:t>90</w:t>
-        </w:r>
-      </w:hyperlink>
+      <w:r>
+        <w:rPr>
+          <w:lang w:val="fr_FR" w:bidi="fr_FR"/>
+        </w:rPr>
+        <w:t>90</w:t>
+      </w:r>
       <w:r>
         <w:rPr>
           <w:lang w:val="fr_FR" w:bidi="fr_FR"/>
@@ -3670,18 +2848,12 @@
         </w:rPr>
         <w:t xml:space="preserve"> (« louange » : </w:t>
       </w:r>
-      <w:hyperlink r:id="rId56">
-        <w:r>
-          <w:rPr>
-            <w:lang w:val="fr_FR" w:bidi="fr_FR"/>
-          </w:rPr>
-          <w:rPr>
-            <w:color w:val="0000EE"/>
-            <w:u w:val="single"/>
-          </w:rPr>
-          <w:t>Ps 145</w:t>
-        </w:r>
-      </w:hyperlink>
+      <w:r>
+        <w:rPr>
+          <w:lang w:val="fr_FR" w:bidi="fr_FR"/>
+        </w:rPr>
+        <w:t>Ps 145</w:t>
+      </w:r>
       <w:r>
         <w:rPr>
           <w:lang w:val="fr_FR" w:bidi="fr_FR"/>
@@ -3713,18 +2885,12 @@
         </w:rPr>
         <w:t xml:space="preserve"> (« méditation », signification inconnue : </w:t>
       </w:r>
-      <w:hyperlink r:id="rId107">
-        <w:r>
-          <w:rPr>
-            <w:lang w:val="fr_FR" w:bidi="fr_FR"/>
-          </w:rPr>
-          <w:rPr>
-            <w:color w:val="0000EE"/>
-            <w:u w:val="single"/>
-          </w:rPr>
-          <w:t>Ps 9.16</w:t>
-        </w:r>
-      </w:hyperlink>
+      <w:r>
+        <w:rPr>
+          <w:lang w:val="fr_FR" w:bidi="fr_FR"/>
+        </w:rPr>
+        <w:t>Ps 9.16</w:t>
+      </w:r>
       <w:r>
         <w:rPr>
           <w:lang w:val="fr_FR" w:bidi="fr_FR"/>
@@ -3756,18 +2922,12 @@
         </w:rPr>
         <w:t xml:space="preserve"> (« action de grâce » : </w:t>
       </w:r>
-      <w:hyperlink r:id="rId42">
-        <w:r>
-          <w:rPr>
-            <w:lang w:val="fr_FR" w:bidi="fr_FR"/>
-          </w:rPr>
-          <w:rPr>
-            <w:color w:val="0000EE"/>
-            <w:u w:val="single"/>
-          </w:rPr>
-          <w:t>Ps 100</w:t>
-        </w:r>
-      </w:hyperlink>
+      <w:r>
+        <w:rPr>
+          <w:lang w:val="fr_FR" w:bidi="fr_FR"/>
+        </w:rPr>
+        <w:t>Ps 100</w:t>
+      </w:r>
       <w:r>
         <w:rPr>
           <w:lang w:val="fr_FR" w:bidi="fr_FR"/>
@@ -3810,162 +2970,108 @@
         </w:rPr>
         <w:t>Psaumes de sagesse ou d'instruction (</w:t>
       </w:r>
-      <w:hyperlink r:id="rId14">
-        <w:r>
-          <w:rPr>
-            <w:lang w:val="fr_FR" w:bidi="fr_FR"/>
-          </w:rPr>
-          <w:rPr>
-            <w:color w:val="0000EE"/>
-            <w:u w:val="single"/>
-          </w:rPr>
-          <w:t>Ps 1</w:t>
-        </w:r>
-      </w:hyperlink>
+      <w:r>
+        <w:rPr>
+          <w:lang w:val="fr_FR" w:bidi="fr_FR"/>
+        </w:rPr>
+        <w:t>Ps 1</w:t>
+      </w:r>
       <w:r>
         <w:rPr>
           <w:lang w:val="fr_FR" w:bidi="fr_FR"/>
         </w:rPr>
         <w:t xml:space="preserve">, </w:t>
       </w:r>
-      <w:hyperlink r:id="rId108">
-        <w:r>
-          <w:rPr>
-            <w:lang w:val="fr_FR" w:bidi="fr_FR"/>
-          </w:rPr>
-          <w:rPr>
-            <w:color w:val="0000EE"/>
-            <w:u w:val="single"/>
-          </w:rPr>
-          <w:t>15</w:t>
-        </w:r>
-      </w:hyperlink>
+      <w:r>
+        <w:rPr>
+          <w:lang w:val="fr_FR" w:bidi="fr_FR"/>
+        </w:rPr>
+        <w:t>15</w:t>
+      </w:r>
       <w:r>
         <w:rPr>
           <w:lang w:val="fr_FR" w:bidi="fr_FR"/>
         </w:rPr>
         <w:t xml:space="preserve">, </w:t>
       </w:r>
-      <w:hyperlink r:id="rId109">
-        <w:r>
-          <w:rPr>
-            <w:lang w:val="fr_FR" w:bidi="fr_FR"/>
-          </w:rPr>
-          <w:rPr>
-            <w:color w:val="0000EE"/>
-            <w:u w:val="single"/>
-          </w:rPr>
-          <w:t>24</w:t>
-        </w:r>
-      </w:hyperlink>
+      <w:r>
+        <w:rPr>
+          <w:lang w:val="fr_FR" w:bidi="fr_FR"/>
+        </w:rPr>
+        <w:t>24</w:t>
+      </w:r>
       <w:r>
         <w:rPr>
           <w:lang w:val="fr_FR" w:bidi="fr_FR"/>
         </w:rPr>
         <w:t xml:space="preserve">, </w:t>
       </w:r>
-      <w:hyperlink r:id="rId110">
-        <w:r>
-          <w:rPr>
-            <w:lang w:val="fr_FR" w:bidi="fr_FR"/>
-          </w:rPr>
-          <w:rPr>
-            <w:color w:val="0000EE"/>
-            <w:u w:val="single"/>
-          </w:rPr>
-          <w:t>33</w:t>
-        </w:r>
-      </w:hyperlink>
+      <w:r>
+        <w:rPr>
+          <w:lang w:val="fr_FR" w:bidi="fr_FR"/>
+        </w:rPr>
+        <w:t>33</w:t>
+      </w:r>
       <w:r>
         <w:rPr>
           <w:lang w:val="fr_FR" w:bidi="fr_FR"/>
         </w:rPr>
         <w:t xml:space="preserve">, </w:t>
       </w:r>
-      <w:hyperlink r:id="rId78">
-        <w:r>
-          <w:rPr>
-            <w:lang w:val="fr_FR" w:bidi="fr_FR"/>
-          </w:rPr>
-          <w:rPr>
-            <w:color w:val="0000EE"/>
-            <w:u w:val="single"/>
-          </w:rPr>
-          <w:t>34</w:t>
-        </w:r>
-      </w:hyperlink>
+      <w:r>
+        <w:rPr>
+          <w:lang w:val="fr_FR" w:bidi="fr_FR"/>
+        </w:rPr>
+        <w:t>34</w:t>
+      </w:r>
       <w:r>
         <w:rPr>
           <w:lang w:val="fr_FR" w:bidi="fr_FR"/>
         </w:rPr>
         <w:t xml:space="preserve">, </w:t>
       </w:r>
-      <w:hyperlink r:id="rId111">
-        <w:r>
-          <w:rPr>
-            <w:lang w:val="fr_FR" w:bidi="fr_FR"/>
-          </w:rPr>
-          <w:rPr>
-            <w:color w:val="0000EE"/>
-            <w:u w:val="single"/>
-          </w:rPr>
-          <w:t>37</w:t>
-        </w:r>
-      </w:hyperlink>
+      <w:r>
+        <w:rPr>
+          <w:lang w:val="fr_FR" w:bidi="fr_FR"/>
+        </w:rPr>
+        <w:t>37</w:t>
+      </w:r>
       <w:r>
         <w:rPr>
           <w:lang w:val="fr_FR" w:bidi="fr_FR"/>
         </w:rPr>
         <w:t xml:space="preserve">, </w:t>
       </w:r>
-      <w:hyperlink r:id="rId38">
-        <w:r>
-          <w:rPr>
-            <w:lang w:val="fr_FR" w:bidi="fr_FR"/>
-          </w:rPr>
-          <w:rPr>
-            <w:color w:val="0000EE"/>
-            <w:u w:val="single"/>
-          </w:rPr>
-          <w:t>73</w:t>
-        </w:r>
-      </w:hyperlink>
+      <w:r>
+        <w:rPr>
+          <w:lang w:val="fr_FR" w:bidi="fr_FR"/>
+        </w:rPr>
+        <w:t>73</w:t>
+      </w:r>
       <w:r>
         <w:rPr>
           <w:lang w:val="fr_FR" w:bidi="fr_FR"/>
         </w:rPr>
         <w:t xml:space="preserve">, </w:t>
       </w:r>
-      <w:hyperlink r:id="rId71">
-        <w:r>
-          <w:rPr>
-            <w:lang w:val="fr_FR" w:bidi="fr_FR"/>
-          </w:rPr>
-          <w:rPr>
-            <w:color w:val="0000EE"/>
-            <w:u w:val="single"/>
-          </w:rPr>
-          <w:t>90</w:t>
-        </w:r>
-      </w:hyperlink>
+      <w:r>
+        <w:rPr>
+          <w:lang w:val="fr_FR" w:bidi="fr_FR"/>
+        </w:rPr>
+        <w:t>90</w:t>
+      </w:r>
       <w:r>
         <w:rPr>
           <w:lang w:val="fr_FR" w:bidi="fr_FR"/>
         </w:rPr>
         <w:t xml:space="preserve">, </w:t>
       </w:r>
-      <w:hyperlink r:id="rId52">
-        <w:r>
-          <w:rPr>
-            <w:lang w:val="fr_FR" w:bidi="fr_FR"/>
-          </w:rPr>
-          <w:rPr>
-            <w:color w:val="0000EE"/>
-            <w:u w:val="single"/>
-          </w:rPr>
-          <w:t>107</w:t>
-        </w:r>
-      </w:hyperlink>
+      <w:r>
+        <w:rPr>
+          <w:lang w:val="fr_FR" w:bidi="fr_FR"/>
+        </w:rPr>
+        <w:t>107</w:t>
+      </w:r>
       <w:r>
         <w:rPr>
           <w:lang w:val="fr_FR" w:bidi="fr_FR"/>
@@ -4008,108 +3114,72 @@
         </w:rPr>
         <w:t>Cantiques de louange ou d'action de grâce (</w:t>
       </w:r>
-      <w:hyperlink r:id="rId112">
-        <w:r>
-          <w:rPr>
-            <w:lang w:val="fr_FR" w:bidi="fr_FR"/>
-          </w:rPr>
-          <w:rPr>
-            <w:color w:val="0000EE"/>
-            <w:u w:val="single"/>
-          </w:rPr>
-          <w:t>Ps 8</w:t>
-        </w:r>
-      </w:hyperlink>
+      <w:r>
+        <w:rPr>
+          <w:lang w:val="fr_FR" w:bidi="fr_FR"/>
+        </w:rPr>
+        <w:t>Ps 8</w:t>
+      </w:r>
       <w:r>
         <w:rPr>
           <w:lang w:val="fr_FR" w:bidi="fr_FR"/>
         </w:rPr>
         <w:t xml:space="preserve">, </w:t>
       </w:r>
-      <w:hyperlink r:id="rId113">
-        <w:r>
-          <w:rPr>
-            <w:lang w:val="fr_FR" w:bidi="fr_FR"/>
-          </w:rPr>
-          <w:rPr>
-            <w:color w:val="0000EE"/>
-            <w:u w:val="single"/>
-          </w:rPr>
-          <w:t>19</w:t>
-        </w:r>
-      </w:hyperlink>
+      <w:r>
+        <w:rPr>
+          <w:lang w:val="fr_FR" w:bidi="fr_FR"/>
+        </w:rPr>
+        <w:t>19</w:t>
+      </w:r>
       <w:r>
         <w:rPr>
           <w:lang w:val="fr_FR" w:bidi="fr_FR"/>
         </w:rPr>
         <w:t xml:space="preserve">, </w:t>
       </w:r>
-      <w:hyperlink r:id="rId114">
-        <w:r>
-          <w:rPr>
-            <w:lang w:val="fr_FR" w:bidi="fr_FR"/>
-          </w:rPr>
-          <w:rPr>
-            <w:color w:val="0000EE"/>
-            <w:u w:val="single"/>
-          </w:rPr>
-          <w:t>29</w:t>
-        </w:r>
-      </w:hyperlink>
+      <w:r>
+        <w:rPr>
+          <w:lang w:val="fr_FR" w:bidi="fr_FR"/>
+        </w:rPr>
+        <w:t>29</w:t>
+      </w:r>
       <w:r>
         <w:rPr>
           <w:lang w:val="fr_FR" w:bidi="fr_FR"/>
         </w:rPr>
         <w:t xml:space="preserve">, </w:t>
       </w:r>
-      <w:hyperlink r:id="rId115">
-        <w:r>
-          <w:rPr>
-            <w:lang w:val="fr_FR" w:bidi="fr_FR"/>
-          </w:rPr>
-          <w:rPr>
-            <w:color w:val="0000EE"/>
-            <w:u w:val="single"/>
-          </w:rPr>
-          <w:t>65</w:t>
-        </w:r>
-      </w:hyperlink>
+      <w:r>
+        <w:rPr>
+          <w:lang w:val="fr_FR" w:bidi="fr_FR"/>
+        </w:rPr>
+        <w:t>65</w:t>
+      </w:r>
       <w:r>
         <w:rPr>
           <w:lang w:val="fr_FR" w:bidi="fr_FR"/>
         </w:rPr>
         <w:t xml:space="preserve">, </w:t>
       </w:r>
-      <w:hyperlink r:id="rId116">
-        <w:r>
-          <w:rPr>
-            <w:lang w:val="fr_FR" w:bidi="fr_FR"/>
-          </w:rPr>
-          <w:rPr>
-            <w:color w:val="0000EE"/>
-            <w:u w:val="single"/>
-          </w:rPr>
-          <w:t>67</w:t>
-        </w:r>
-      </w:hyperlink>
+      <w:r>
+        <w:rPr>
+          <w:lang w:val="fr_FR" w:bidi="fr_FR"/>
+        </w:rPr>
+        <w:t>67</w:t>
+      </w:r>
       <w:r>
         <w:rPr>
           <w:lang w:val="fr_FR" w:bidi="fr_FR"/>
         </w:rPr>
         <w:t xml:space="preserve">, </w:t>
       </w:r>
-      <w:hyperlink r:id="rId61">
-        <w:r>
-          <w:rPr>
-            <w:lang w:val="fr_FR" w:bidi="fr_FR"/>
-          </w:rPr>
-          <w:rPr>
-            <w:color w:val="0000EE"/>
-            <w:u w:val="single"/>
-          </w:rPr>
-          <w:t>114</w:t>
-        </w:r>
-      </w:hyperlink>
+      <w:r>
+        <w:rPr>
+          <w:lang w:val="fr_FR" w:bidi="fr_FR"/>
+        </w:rPr>
+        <w:t>114</w:t>
+      </w:r>
       <w:r>
         <w:rPr>
           <w:lang w:val="fr_FR" w:bidi="fr_FR"/>
@@ -4148,90 +3218,60 @@
         </w:rPr>
         <w:t>Psaumes royaux, portant sur le roi (</w:t>
       </w:r>
-      <w:hyperlink r:id="rId15">
-        <w:r>
-          <w:rPr>
-            <w:lang w:val="fr_FR" w:bidi="fr_FR"/>
-          </w:rPr>
-          <w:rPr>
-            <w:color w:val="0000EE"/>
-            <w:u w:val="single"/>
-          </w:rPr>
-          <w:t>Ps 2</w:t>
-        </w:r>
-      </w:hyperlink>
+      <w:r>
+        <w:rPr>
+          <w:lang w:val="fr_FR" w:bidi="fr_FR"/>
+        </w:rPr>
+        <w:t>Ps 2</w:t>
+      </w:r>
       <w:r>
         <w:rPr>
           <w:lang w:val="fr_FR" w:bidi="fr_FR"/>
         </w:rPr>
         <w:t xml:space="preserve">, </w:t>
       </w:r>
-      <w:hyperlink r:id="rId104">
-        <w:r>
-          <w:rPr>
-            <w:lang w:val="fr_FR" w:bidi="fr_FR"/>
-          </w:rPr>
-          <w:rPr>
-            <w:color w:val="0000EE"/>
-            <w:u w:val="single"/>
-          </w:rPr>
-          <w:t>45</w:t>
-        </w:r>
-      </w:hyperlink>
+      <w:r>
+        <w:rPr>
+          <w:lang w:val="fr_FR" w:bidi="fr_FR"/>
+        </w:rPr>
+        <w:t>45</w:t>
+      </w:r>
       <w:r>
         <w:rPr>
           <w:lang w:val="fr_FR" w:bidi="fr_FR"/>
         </w:rPr>
         <w:t xml:space="preserve">, </w:t>
       </w:r>
-      <w:hyperlink r:id="rId31">
-        <w:r>
-          <w:rPr>
-            <w:lang w:val="fr_FR" w:bidi="fr_FR"/>
-          </w:rPr>
-          <w:rPr>
-            <w:color w:val="0000EE"/>
-            <w:u w:val="single"/>
-          </w:rPr>
-          <w:t>72</w:t>
-        </w:r>
-      </w:hyperlink>
+      <w:r>
+        <w:rPr>
+          <w:lang w:val="fr_FR" w:bidi="fr_FR"/>
+        </w:rPr>
+        <w:t>72</w:t>
+      </w:r>
       <w:r>
         <w:rPr>
           <w:lang w:val="fr_FR" w:bidi="fr_FR"/>
         </w:rPr>
         <w:t xml:space="preserve">, </w:t>
       </w:r>
-      <w:hyperlink r:id="rId39">
-        <w:r>
-          <w:rPr>
-            <w:lang w:val="fr_FR" w:bidi="fr_FR"/>
-          </w:rPr>
-          <w:rPr>
-            <w:color w:val="0000EE"/>
-            <w:u w:val="single"/>
-          </w:rPr>
-          <w:t>89</w:t>
-        </w:r>
-      </w:hyperlink>
+      <w:r>
+        <w:rPr>
+          <w:lang w:val="fr_FR" w:bidi="fr_FR"/>
+        </w:rPr>
+        <w:t>89</w:t>
+      </w:r>
       <w:r>
         <w:rPr>
           <w:lang w:val="fr_FR" w:bidi="fr_FR"/>
         </w:rPr>
         <w:t xml:space="preserve">, </w:t>
       </w:r>
-      <w:hyperlink r:id="rId117">
-        <w:r>
-          <w:rPr>
-            <w:lang w:val="fr_FR" w:bidi="fr_FR"/>
-          </w:rPr>
-          <w:rPr>
-            <w:color w:val="0000EE"/>
-            <w:u w:val="single"/>
-          </w:rPr>
-          <w:t>110</w:t>
-        </w:r>
-      </w:hyperlink>
+      <w:r>
+        <w:rPr>
+          <w:lang w:val="fr_FR" w:bidi="fr_FR"/>
+        </w:rPr>
+        <w:t>110</w:t>
+      </w:r>
       <w:r>
         <w:rPr>
           <w:lang w:val="fr_FR" w:bidi="fr_FR"/>
@@ -4256,36 +3296,24 @@
         </w:rPr>
         <w:t>Psaumes sur la royauté de l’Éternel (</w:t>
       </w:r>
-      <w:hyperlink r:id="rId118">
-        <w:r>
-          <w:rPr>
-            <w:lang w:val="fr_FR" w:bidi="fr_FR"/>
-          </w:rPr>
-          <w:rPr>
-            <w:color w:val="0000EE"/>
-            <w:u w:val="single"/>
-          </w:rPr>
-          <w:t>Ps 93</w:t>
-        </w:r>
-      </w:hyperlink>
+      <w:r>
+        <w:rPr>
+          <w:lang w:val="fr_FR" w:bidi="fr_FR"/>
+        </w:rPr>
+        <w:t>Ps 93</w:t>
+      </w:r>
       <w:r>
         <w:rPr>
           <w:lang w:val="fr_FR" w:bidi="fr_FR"/>
         </w:rPr>
         <w:t xml:space="preserve">, </w:t>
       </w:r>
-      <w:hyperlink r:id="rId119">
-        <w:r>
-          <w:rPr>
-            <w:lang w:val="fr_FR" w:bidi="fr_FR"/>
-          </w:rPr>
-          <w:rPr>
-            <w:color w:val="0000EE"/>
-            <w:u w:val="single"/>
-          </w:rPr>
-          <w:t>95–99</w:t>
-        </w:r>
-      </w:hyperlink>
+      <w:r>
+        <w:rPr>
+          <w:lang w:val="fr_FR" w:bidi="fr_FR"/>
+        </w:rPr>
+        <w:t>95–99</w:t>
+      </w:r>
       <w:r>
         <w:rPr>
           <w:lang w:val="fr_FR" w:bidi="fr_FR"/>
@@ -4310,54 +3338,36 @@
         </w:rPr>
         <w:t>Hymnes célébrant la création (</w:t>
       </w:r>
-      <w:hyperlink r:id="rId113">
-        <w:r>
-          <w:rPr>
-            <w:lang w:val="fr_FR" w:bidi="fr_FR"/>
-          </w:rPr>
-          <w:rPr>
-            <w:color w:val="0000EE"/>
-            <w:u w:val="single"/>
-          </w:rPr>
-          <w:t>Ps 19</w:t>
-        </w:r>
-      </w:hyperlink>
+      <w:r>
+        <w:rPr>
+          <w:lang w:val="fr_FR" w:bidi="fr_FR"/>
+        </w:rPr>
+        <w:t>Ps 19</w:t>
+      </w:r>
       <w:r>
         <w:rPr>
           <w:lang w:val="fr_FR" w:bidi="fr_FR"/>
         </w:rPr>
         <w:t xml:space="preserve">, </w:t>
       </w:r>
-      <w:hyperlink r:id="rId114">
-        <w:r>
-          <w:rPr>
-            <w:lang w:val="fr_FR" w:bidi="fr_FR"/>
-          </w:rPr>
-          <w:rPr>
-            <w:color w:val="0000EE"/>
-            <w:u w:val="single"/>
-          </w:rPr>
-          <w:t>29</w:t>
-        </w:r>
-      </w:hyperlink>
+      <w:r>
+        <w:rPr>
+          <w:lang w:val="fr_FR" w:bidi="fr_FR"/>
+        </w:rPr>
+        <w:t>29</w:t>
+      </w:r>
       <w:r>
         <w:rPr>
           <w:lang w:val="fr_FR" w:bidi="fr_FR"/>
         </w:rPr>
         <w:t xml:space="preserve">, </w:t>
       </w:r>
-      <w:hyperlink r:id="rId120">
-        <w:r>
-          <w:rPr>
-            <w:lang w:val="fr_FR" w:bidi="fr_FR"/>
-          </w:rPr>
-          <w:rPr>
-            <w:color w:val="0000EE"/>
-            <w:u w:val="single"/>
-          </w:rPr>
-          <w:t>104</w:t>
-        </w:r>
-      </w:hyperlink>
+      <w:r>
+        <w:rPr>
+          <w:lang w:val="fr_FR" w:bidi="fr_FR"/>
+        </w:rPr>
+        <w:t>104</w:t>
+      </w:r>
       <w:r>
         <w:rPr>
           <w:lang w:val="fr_FR" w:bidi="fr_FR"/>
@@ -4382,72 +3392,48 @@
         </w:rPr>
         <w:t>Hymnes dédiés à Sion (</w:t>
       </w:r>
-      <w:hyperlink r:id="rId121">
-        <w:r>
-          <w:rPr>
-            <w:lang w:val="fr_FR" w:bidi="fr_FR"/>
-          </w:rPr>
-          <w:rPr>
-            <w:color w:val="0000EE"/>
-            <w:u w:val="single"/>
-          </w:rPr>
-          <w:t>Ps 46</w:t>
-        </w:r>
-      </w:hyperlink>
+      <w:r>
+        <w:rPr>
+          <w:lang w:val="fr_FR" w:bidi="fr_FR"/>
+        </w:rPr>
+        <w:t>Ps 46</w:t>
+      </w:r>
       <w:r>
         <w:rPr>
           <w:lang w:val="fr_FR" w:bidi="fr_FR"/>
         </w:rPr>
         <w:t xml:space="preserve">, </w:t>
       </w:r>
-      <w:hyperlink r:id="rId122">
-        <w:r>
-          <w:rPr>
-            <w:lang w:val="fr_FR" w:bidi="fr_FR"/>
-          </w:rPr>
-          <w:rPr>
-            <w:color w:val="0000EE"/>
-            <w:u w:val="single"/>
-          </w:rPr>
-          <w:t>48</w:t>
-        </w:r>
-      </w:hyperlink>
+      <w:r>
+        <w:rPr>
+          <w:lang w:val="fr_FR" w:bidi="fr_FR"/>
+        </w:rPr>
+        <w:t>48</w:t>
+      </w:r>
       <w:r>
         <w:rPr>
           <w:lang w:val="fr_FR" w:bidi="fr_FR"/>
         </w:rPr>
         <w:t xml:space="preserve">, </w:t>
       </w:r>
-      <w:hyperlink r:id="rId123">
-        <w:r>
-          <w:rPr>
-            <w:lang w:val="fr_FR" w:bidi="fr_FR"/>
-          </w:rPr>
-          <w:rPr>
-            <w:color w:val="0000EE"/>
-            <w:u w:val="single"/>
-          </w:rPr>
-          <w:t>84</w:t>
-        </w:r>
-      </w:hyperlink>
+      <w:r>
+        <w:rPr>
+          <w:lang w:val="fr_FR" w:bidi="fr_FR"/>
+        </w:rPr>
+        <w:t>84</w:t>
+      </w:r>
       <w:r>
         <w:rPr>
           <w:lang w:val="fr_FR" w:bidi="fr_FR"/>
         </w:rPr>
         <w:t xml:space="preserve">, </w:t>
       </w:r>
-      <w:hyperlink r:id="rId68">
-        <w:r>
-          <w:rPr>
-            <w:lang w:val="fr_FR" w:bidi="fr_FR"/>
-          </w:rPr>
-          <w:rPr>
-            <w:color w:val="0000EE"/>
-            <w:u w:val="single"/>
-          </w:rPr>
-          <w:t>87</w:t>
-        </w:r>
-      </w:hyperlink>
+      <w:r>
+        <w:rPr>
+          <w:lang w:val="fr_FR" w:bidi="fr_FR"/>
+        </w:rPr>
+        <w:t>87</w:t>
+      </w:r>
       <w:r>
         <w:rPr>
           <w:lang w:val="fr_FR" w:bidi="fr_FR"/>
@@ -4481,18 +3467,12 @@
         </w:rPr>
         <w:t xml:space="preserve"> ; voir </w:t>
       </w:r>
-      <w:hyperlink r:id="rId124">
-        <w:r>
-          <w:rPr>
-            <w:lang w:val="fr_FR" w:bidi="fr_FR"/>
-          </w:rPr>
-          <w:rPr>
-            <w:color w:val="0000EE"/>
-            <w:u w:val="single"/>
-          </w:rPr>
-          <w:t>1.2</w:t>
-        </w:r>
-      </w:hyperlink>
+      <w:r>
+        <w:rPr>
+          <w:lang w:val="fr_FR" w:bidi="fr_FR"/>
+        </w:rPr>
+        <w:t>1.2</w:t>
+      </w:r>
       <w:r>
         <w:rPr>
           <w:lang w:val="fr_FR" w:bidi="fr_FR"/>
@@ -4524,72 +3504,48 @@
         </w:rPr>
         <w:t>Le livre des Psaumes contient de nombreuses indications sur la pratique musicale dans l’ancien Israël. La majorité des psaumes sont des chants de louange, de reconnaissance, de prière ou de repentance. Certains étaient liés à des circonstances particulières, comme la célébration de la Pâque (</w:t>
       </w:r>
-      <w:hyperlink r:id="rId46">
-        <w:r>
-          <w:rPr>
-            <w:lang w:val="fr_FR" w:bidi="fr_FR"/>
-          </w:rPr>
-          <w:rPr>
-            <w:color w:val="0000EE"/>
-            <w:u w:val="single"/>
-          </w:rPr>
-          <w:t>Ps 113–118</w:t>
-        </w:r>
-      </w:hyperlink>
+      <w:r>
+        <w:rPr>
+          <w:lang w:val="fr_FR" w:bidi="fr_FR"/>
+        </w:rPr>
+        <w:t>Ps 113–118</w:t>
+      </w:r>
       <w:r>
         <w:rPr>
           <w:lang w:val="fr_FR" w:bidi="fr_FR"/>
         </w:rPr>
         <w:t>), ou lors des pèlerinages à Jérusalem pour les grandes fêtes annuelles (</w:t>
       </w:r>
-      <w:hyperlink r:id="rId49">
-        <w:r>
-          <w:rPr>
-            <w:lang w:val="fr_FR" w:bidi="fr_FR"/>
-          </w:rPr>
-          <w:rPr>
-            <w:color w:val="0000EE"/>
-            <w:u w:val="single"/>
-          </w:rPr>
-          <w:t>Ps 120–134</w:t>
-        </w:r>
-      </w:hyperlink>
+      <w:r>
+        <w:rPr>
+          <w:lang w:val="fr_FR" w:bidi="fr_FR"/>
+        </w:rPr>
+        <w:t>Ps 120–134</w:t>
+      </w:r>
       <w:r>
         <w:rPr>
           <w:lang w:val="fr_FR" w:bidi="fr_FR"/>
         </w:rPr>
         <w:t xml:space="preserve">). D’autres prennent la forme d’odes historiques qui rappellent d’importants événements nationaux (par ex., le </w:t>
       </w:r>
-      <w:hyperlink r:id="rId91">
-        <w:r>
-          <w:rPr>
-            <w:lang w:val="fr_FR" w:bidi="fr_FR"/>
-          </w:rPr>
-          <w:rPr>
-            <w:color w:val="0000EE"/>
-            <w:u w:val="single"/>
-          </w:rPr>
-          <w:t>Ps 30</w:t>
-        </w:r>
-      </w:hyperlink>
+      <w:r>
+        <w:rPr>
+          <w:lang w:val="fr_FR" w:bidi="fr_FR"/>
+        </w:rPr>
+        <w:t>Ps 30</w:t>
+      </w:r>
       <w:r>
         <w:rPr>
           <w:lang w:val="fr_FR" w:bidi="fr_FR"/>
         </w:rPr>
         <w:t xml:space="preserve">, « un chant pour la dédicace du temple », ou encore le </w:t>
       </w:r>
-      <w:hyperlink r:id="rId125">
-        <w:r>
-          <w:rPr>
-            <w:lang w:val="fr_FR" w:bidi="fr_FR"/>
-          </w:rPr>
-          <w:rPr>
-            <w:color w:val="0000EE"/>
-            <w:u w:val="single"/>
-          </w:rPr>
-          <w:t>Ps 137</w:t>
-        </w:r>
-      </w:hyperlink>
+      <w:r>
+        <w:rPr>
+          <w:lang w:val="fr_FR" w:bidi="fr_FR"/>
+        </w:rPr>
+        <w:t>Ps 137</w:t>
+      </w:r>
       <w:r>
         <w:rPr>
           <w:lang w:val="fr_FR" w:bidi="fr_FR"/>
@@ -4648,54 +3604,36 @@
         </w:rPr>
         <w:t xml:space="preserve"> (« instruction » ; voir </w:t>
       </w:r>
-      <w:hyperlink r:id="rId14">
-        <w:r>
-          <w:rPr>
-            <w:lang w:val="fr_FR" w:bidi="fr_FR"/>
-          </w:rPr>
-          <w:rPr>
-            <w:color w:val="0000EE"/>
-            <w:u w:val="single"/>
-          </w:rPr>
-          <w:t>Ps 1</w:t>
-        </w:r>
-      </w:hyperlink>
+      <w:r>
+        <w:rPr>
+          <w:lang w:val="fr_FR" w:bidi="fr_FR"/>
+        </w:rPr>
+        <w:t>Ps 1</w:t>
+      </w:r>
       <w:r>
         <w:rPr>
           <w:lang w:val="fr_FR" w:bidi="fr_FR"/>
         </w:rPr>
         <w:t xml:space="preserve"> ; </w:t>
       </w:r>
-      <w:hyperlink r:id="rId113">
-        <w:r>
-          <w:rPr>
-            <w:lang w:val="fr_FR" w:bidi="fr_FR"/>
-          </w:rPr>
-          <w:rPr>
-            <w:color w:val="0000EE"/>
-            <w:u w:val="single"/>
-          </w:rPr>
-          <w:t>19</w:t>
-        </w:r>
-      </w:hyperlink>
+      <w:r>
+        <w:rPr>
+          <w:lang w:val="fr_FR" w:bidi="fr_FR"/>
+        </w:rPr>
+        <w:t>19</w:t>
+      </w:r>
       <w:r>
         <w:rPr>
           <w:lang w:val="fr_FR" w:bidi="fr_FR"/>
         </w:rPr>
         <w:t xml:space="preserve"> ; </w:t>
       </w:r>
-      <w:hyperlink r:id="rId47">
-        <w:r>
-          <w:rPr>
-            <w:lang w:val="fr_FR" w:bidi="fr_FR"/>
-          </w:rPr>
-          <w:rPr>
-            <w:color w:val="0000EE"/>
-            <w:u w:val="single"/>
-          </w:rPr>
-          <w:t>119</w:t>
-        </w:r>
-      </w:hyperlink>
+      <w:r>
+        <w:rPr>
+          <w:lang w:val="fr_FR" w:bidi="fr_FR"/>
+        </w:rPr>
+        <w:t>119</w:t>
+      </w:r>
       <w:r>
         <w:rPr>
           <w:lang w:val="fr_FR" w:bidi="fr_FR"/>
@@ -4716,18 +3654,12 @@
         </w:rPr>
         <w:t xml:space="preserve">Les psalmistes ont réfléchi sur la brièveté de la vie, sur la souffrance, et sur les nombreuses épreuves qui jalonnent l’existence humaine. Confrontés à l’isolement et à la douleur, ils ont crié vers Dieu, demandant à gouter à sa présence, sa protection, son bon soin (par ex., </w:t>
       </w:r>
-      <w:hyperlink r:id="rId126">
-        <w:r>
-          <w:rPr>
-            <w:lang w:val="fr_FR" w:bidi="fr_FR"/>
-          </w:rPr>
-          <w:rPr>
-            <w:color w:val="0000EE"/>
-            <w:u w:val="single"/>
-          </w:rPr>
-          <w:t>Ps 23</w:t>
-        </w:r>
-      </w:hyperlink>
+      <w:r>
+        <w:rPr>
+          <w:lang w:val="fr_FR" w:bidi="fr_FR"/>
+        </w:rPr>
+        <w:t>Ps 23</w:t>
+      </w:r>
       <w:r>
         <w:rPr>
           <w:lang w:val="fr_FR" w:bidi="fr_FR"/>
@@ -4748,54 +3680,36 @@
         </w:rPr>
         <w:t xml:space="preserve">Le Psautier reflète les échecs d’Israël et de la dynastie de David. Même les figures les plus pieuses et les rois les plus fidèles n’ont pas su instaurer le bonheur et la paix annoncés dans les </w:t>
       </w:r>
-      <w:hyperlink r:id="rId14">
-        <w:r>
-          <w:rPr>
-            <w:lang w:val="fr_FR" w:bidi="fr_FR"/>
-          </w:rPr>
-          <w:rPr>
-            <w:color w:val="0000EE"/>
-            <w:u w:val="single"/>
-          </w:rPr>
-          <w:t>Ps 1</w:t>
-        </w:r>
-      </w:hyperlink>
+      <w:r>
+        <w:rPr>
+          <w:lang w:val="fr_FR" w:bidi="fr_FR"/>
+        </w:rPr>
+        <w:t>Ps 1</w:t>
+      </w:r>
       <w:r>
         <w:rPr>
           <w:lang w:val="fr_FR" w:bidi="fr_FR"/>
         </w:rPr>
         <w:t xml:space="preserve"> et </w:t>
       </w:r>
-      <w:hyperlink r:id="rId127">
-        <w:r>
-          <w:rPr>
-            <w:lang w:val="fr_FR" w:bidi="fr_FR"/>
-          </w:rPr>
-          <w:rPr>
-            <w:color w:val="0000EE"/>
-            <w:u w:val="single"/>
-          </w:rPr>
-          <w:t>2</w:t>
-        </w:r>
-      </w:hyperlink>
+      <w:r>
+        <w:rPr>
+          <w:lang w:val="fr_FR" w:bidi="fr_FR"/>
+        </w:rPr>
+        <w:t>2</w:t>
+      </w:r>
       <w:r>
         <w:rPr>
           <w:lang w:val="fr_FR" w:bidi="fr_FR"/>
         </w:rPr>
         <w:t xml:space="preserve"> (voir aussi </w:t>
       </w:r>
-      <w:hyperlink r:id="rId31">
-        <w:r>
-          <w:rPr>
-            <w:lang w:val="fr_FR" w:bidi="fr_FR"/>
-          </w:rPr>
-          <w:rPr>
-            <w:color w:val="0000EE"/>
-            <w:u w:val="single"/>
-          </w:rPr>
-          <w:t>Ps 72</w:t>
-        </w:r>
-      </w:hyperlink>
+      <w:r>
+        <w:rPr>
+          <w:lang w:val="fr_FR" w:bidi="fr_FR"/>
+        </w:rPr>
+        <w:t>Ps 72</w:t>
+      </w:r>
       <w:r>
         <w:rPr>
           <w:lang w:val="fr_FR" w:bidi="fr_FR"/>
@@ -4816,324 +3730,216 @@
         </w:rPr>
         <w:t xml:space="preserve">Les psaumes préparent le peuple de Dieu à la venue de Jésus-Christ : l’homme parfait, le roi véritable, le descendant de David parfaitement intègre. Jésus comprenait sa vie et son ministère à la lumière des psaumes, comme cela a été le cas pour les apôtres (voir </w:t>
       </w:r>
-      <w:hyperlink r:id="rId128">
-        <w:r>
-          <w:rPr>
-            <w:lang w:val="fr_FR" w:bidi="fr_FR"/>
-          </w:rPr>
-          <w:rPr>
-            <w:color w:val="0000EE"/>
-            <w:u w:val="single"/>
-          </w:rPr>
-          <w:t>Mt 13.34–35</w:t>
-        </w:r>
-      </w:hyperlink>
+      <w:r>
+        <w:rPr>
+          <w:lang w:val="fr_FR" w:bidi="fr_FR"/>
+        </w:rPr>
+        <w:t>Mt 13.34–35</w:t>
+      </w:r>
       <w:r>
         <w:rPr>
           <w:lang w:val="fr_FR" w:bidi="fr_FR"/>
         </w:rPr>
         <w:t xml:space="preserve"> ; </w:t>
       </w:r>
-      <w:hyperlink r:id="rId129">
-        <w:r>
-          <w:rPr>
-            <w:lang w:val="fr_FR" w:bidi="fr_FR"/>
-          </w:rPr>
-          <w:rPr>
-            <w:color w:val="0000EE"/>
-            <w:u w:val="single"/>
-          </w:rPr>
-          <w:t>21.16</w:t>
-        </w:r>
-      </w:hyperlink>
+      <w:r>
+        <w:rPr>
+          <w:lang w:val="fr_FR" w:bidi="fr_FR"/>
+        </w:rPr>
+        <w:t>21.16</w:t>
+      </w:r>
       <w:r>
         <w:rPr>
           <w:lang w:val="fr_FR" w:bidi="fr_FR"/>
         </w:rPr>
         <w:t xml:space="preserve">, </w:t>
       </w:r>
-      <w:hyperlink r:id="rId130">
-        <w:r>
-          <w:rPr>
-            <w:lang w:val="fr_FR" w:bidi="fr_FR"/>
-          </w:rPr>
-          <w:rPr>
-            <w:color w:val="0000EE"/>
-            <w:u w:val="single"/>
-          </w:rPr>
-          <w:t>42</w:t>
-        </w:r>
-      </w:hyperlink>
+      <w:r>
+        <w:rPr>
+          <w:lang w:val="fr_FR" w:bidi="fr_FR"/>
+        </w:rPr>
+        <w:t>42</w:t>
+      </w:r>
       <w:r>
         <w:rPr>
           <w:lang w:val="fr_FR" w:bidi="fr_FR"/>
         </w:rPr>
         <w:t xml:space="preserve"> ; </w:t>
       </w:r>
-      <w:hyperlink r:id="rId131">
-        <w:r>
-          <w:rPr>
-            <w:lang w:val="fr_FR" w:bidi="fr_FR"/>
-          </w:rPr>
-          <w:rPr>
-            <w:color w:val="0000EE"/>
-            <w:u w:val="single"/>
-          </w:rPr>
-          <w:t>23.39</w:t>
-        </w:r>
-      </w:hyperlink>
+      <w:r>
+        <w:rPr>
+          <w:lang w:val="fr_FR" w:bidi="fr_FR"/>
+        </w:rPr>
+        <w:t>23.39</w:t>
+      </w:r>
       <w:r>
         <w:rPr>
           <w:lang w:val="fr_FR" w:bidi="fr_FR"/>
         </w:rPr>
         <w:t xml:space="preserve"> ; </w:t>
       </w:r>
-      <w:hyperlink r:id="rId132">
-        <w:r>
-          <w:rPr>
-            <w:lang w:val="fr_FR" w:bidi="fr_FR"/>
-          </w:rPr>
-          <w:rPr>
-            <w:color w:val="0000EE"/>
-            <w:u w:val="single"/>
-          </w:rPr>
-          <w:t>Jn 2.17</w:t>
-        </w:r>
-      </w:hyperlink>
+      <w:r>
+        <w:rPr>
+          <w:lang w:val="fr_FR" w:bidi="fr_FR"/>
+        </w:rPr>
+        <w:t>Jn 2.17</w:t>
+      </w:r>
       <w:r>
         <w:rPr>
           <w:lang w:val="fr_FR" w:bidi="fr_FR"/>
         </w:rPr>
         <w:t xml:space="preserve"> ; </w:t>
       </w:r>
-      <w:hyperlink r:id="rId133">
-        <w:r>
-          <w:rPr>
-            <w:lang w:val="fr_FR" w:bidi="fr_FR"/>
-          </w:rPr>
-          <w:rPr>
-            <w:color w:val="0000EE"/>
-            <w:u w:val="single"/>
-          </w:rPr>
-          <w:t>15.25</w:t>
-        </w:r>
-      </w:hyperlink>
+      <w:r>
+        <w:rPr>
+          <w:lang w:val="fr_FR" w:bidi="fr_FR"/>
+        </w:rPr>
+        <w:t>15.25</w:t>
+      </w:r>
       <w:r>
         <w:rPr>
           <w:lang w:val="fr_FR" w:bidi="fr_FR"/>
         </w:rPr>
         <w:t xml:space="preserve"> ; </w:t>
       </w:r>
-      <w:hyperlink r:id="rId134">
-        <w:r>
-          <w:rPr>
-            <w:lang w:val="fr_FR" w:bidi="fr_FR"/>
-          </w:rPr>
-          <w:rPr>
-            <w:color w:val="0000EE"/>
-            <w:u w:val="single"/>
-          </w:rPr>
-          <w:t>19.24</w:t>
-        </w:r>
-      </w:hyperlink>
+      <w:r>
+        <w:rPr>
+          <w:lang w:val="fr_FR" w:bidi="fr_FR"/>
+        </w:rPr>
+        <w:t>19.24</w:t>
+      </w:r>
       <w:r>
         <w:rPr>
           <w:lang w:val="fr_FR" w:bidi="fr_FR"/>
         </w:rPr>
         <w:t xml:space="preserve">, </w:t>
       </w:r>
-      <w:hyperlink r:id="rId135">
-        <w:r>
-          <w:rPr>
-            <w:lang w:val="fr_FR" w:bidi="fr_FR"/>
-          </w:rPr>
-          <w:rPr>
-            <w:color w:val="0000EE"/>
-            <w:u w:val="single"/>
-          </w:rPr>
-          <w:t>28</w:t>
-        </w:r>
-      </w:hyperlink>
+      <w:r>
+        <w:rPr>
+          <w:lang w:val="fr_FR" w:bidi="fr_FR"/>
+        </w:rPr>
+        <w:t>28</w:t>
+      </w:r>
       <w:r>
         <w:rPr>
           <w:lang w:val="fr_FR" w:bidi="fr_FR"/>
         </w:rPr>
         <w:t xml:space="preserve">, </w:t>
       </w:r>
-      <w:hyperlink r:id="rId136">
-        <w:r>
-          <w:rPr>
-            <w:lang w:val="fr_FR" w:bidi="fr_FR"/>
-          </w:rPr>
-          <w:rPr>
-            <w:color w:val="0000EE"/>
-            <w:u w:val="single"/>
-          </w:rPr>
-          <w:t>36</w:t>
-        </w:r>
-      </w:hyperlink>
+      <w:r>
+        <w:rPr>
+          <w:lang w:val="fr_FR" w:bidi="fr_FR"/>
+        </w:rPr>
+        <w:t>36</w:t>
+      </w:r>
       <w:r>
         <w:rPr>
           <w:lang w:val="fr_FR" w:bidi="fr_FR"/>
         </w:rPr>
         <w:t xml:space="preserve"> ; </w:t>
       </w:r>
-      <w:hyperlink r:id="rId137">
-        <w:r>
-          <w:rPr>
-            <w:lang w:val="fr_FR" w:bidi="fr_FR"/>
-          </w:rPr>
-          <w:rPr>
-            <w:color w:val="0000EE"/>
-            <w:u w:val="single"/>
-          </w:rPr>
-          <w:t>Ac 2.22–35</w:t>
-        </w:r>
-      </w:hyperlink>
+      <w:r>
+        <w:rPr>
+          <w:lang w:val="fr_FR" w:bidi="fr_FR"/>
+        </w:rPr>
+        <w:t>Ac 2.22–35</w:t>
+      </w:r>
       <w:r>
         <w:rPr>
           <w:lang w:val="fr_FR" w:bidi="fr_FR"/>
         </w:rPr>
         <w:t xml:space="preserve"> ; </w:t>
       </w:r>
-      <w:hyperlink r:id="rId138">
-        <w:r>
-          <w:rPr>
-            <w:lang w:val="fr_FR" w:bidi="fr_FR"/>
-          </w:rPr>
-          <w:rPr>
-            <w:color w:val="0000EE"/>
-            <w:u w:val="single"/>
-          </w:rPr>
-          <w:t>4.11</w:t>
-        </w:r>
-      </w:hyperlink>
+      <w:r>
+        <w:rPr>
+          <w:lang w:val="fr_FR" w:bidi="fr_FR"/>
+        </w:rPr>
+        <w:t>4.11</w:t>
+      </w:r>
       <w:r>
         <w:rPr>
           <w:lang w:val="fr_FR" w:bidi="fr_FR"/>
         </w:rPr>
         <w:t xml:space="preserve"> ; </w:t>
       </w:r>
-      <w:hyperlink r:id="rId139">
-        <w:r>
-          <w:rPr>
-            <w:lang w:val="fr_FR" w:bidi="fr_FR"/>
-          </w:rPr>
-          <w:rPr>
-            <w:color w:val="0000EE"/>
-            <w:u w:val="single"/>
-          </w:rPr>
-          <w:t>13.32–38</w:t>
-        </w:r>
-      </w:hyperlink>
+      <w:r>
+        <w:rPr>
+          <w:lang w:val="fr_FR" w:bidi="fr_FR"/>
+        </w:rPr>
+        <w:t>13.32–38</w:t>
+      </w:r>
       <w:r>
         <w:rPr>
           <w:lang w:val="fr_FR" w:bidi="fr_FR"/>
         </w:rPr>
         <w:t xml:space="preserve"> ; </w:t>
       </w:r>
-      <w:hyperlink r:id="rId140">
-        <w:r>
-          <w:rPr>
-            <w:lang w:val="fr_FR" w:bidi="fr_FR"/>
-          </w:rPr>
-          <w:rPr>
-            <w:color w:val="0000EE"/>
-            <w:u w:val="single"/>
-          </w:rPr>
-          <w:t>Rm 15.3</w:t>
-        </w:r>
-      </w:hyperlink>
+      <w:r>
+        <w:rPr>
+          <w:lang w:val="fr_FR" w:bidi="fr_FR"/>
+        </w:rPr>
+        <w:t>Rm 15.3</w:t>
+      </w:r>
       <w:r>
         <w:rPr>
           <w:lang w:val="fr_FR" w:bidi="fr_FR"/>
         </w:rPr>
         <w:t xml:space="preserve"> ; </w:t>
       </w:r>
-      <w:hyperlink r:id="rId141">
-        <w:r>
-          <w:rPr>
-            <w:lang w:val="fr_FR" w:bidi="fr_FR"/>
-          </w:rPr>
-          <w:rPr>
-            <w:color w:val="0000EE"/>
-            <w:u w:val="single"/>
-          </w:rPr>
-          <w:t>1Co 15.25–27</w:t>
-        </w:r>
-      </w:hyperlink>
+      <w:r>
+        <w:rPr>
+          <w:lang w:val="fr_FR" w:bidi="fr_FR"/>
+        </w:rPr>
+        <w:t>1Co 15.25–27</w:t>
+      </w:r>
       <w:r>
         <w:rPr>
           <w:lang w:val="fr_FR" w:bidi="fr_FR"/>
         </w:rPr>
         <w:t xml:space="preserve"> ; </w:t>
       </w:r>
-      <w:hyperlink r:id="rId142">
-        <w:r>
-          <w:rPr>
-            <w:lang w:val="fr_FR" w:bidi="fr_FR"/>
-          </w:rPr>
-          <w:rPr>
-            <w:color w:val="0000EE"/>
-            <w:u w:val="single"/>
-          </w:rPr>
-          <w:t>Ep 4.7–10</w:t>
-        </w:r>
-      </w:hyperlink>
+      <w:r>
+        <w:rPr>
+          <w:lang w:val="fr_FR" w:bidi="fr_FR"/>
+        </w:rPr>
+        <w:t>Ep 4.7–10</w:t>
+      </w:r>
       <w:r>
         <w:rPr>
           <w:lang w:val="fr_FR" w:bidi="fr_FR"/>
         </w:rPr>
         <w:t xml:space="preserve"> ; </w:t>
       </w:r>
-      <w:hyperlink r:id="rId143">
-        <w:r>
-          <w:rPr>
-            <w:lang w:val="fr_FR" w:bidi="fr_FR"/>
-          </w:rPr>
-          <w:rPr>
-            <w:color w:val="0000EE"/>
-            <w:u w:val="single"/>
-          </w:rPr>
-          <w:t>1P 2.7</w:t>
-        </w:r>
-      </w:hyperlink>
+      <w:r>
+        <w:rPr>
+          <w:lang w:val="fr_FR" w:bidi="fr_FR"/>
+        </w:rPr>
+        <w:t>1P 2.7</w:t>
+      </w:r>
       <w:r>
         <w:rPr>
           <w:lang w:val="fr_FR" w:bidi="fr_FR"/>
         </w:rPr>
         <w:t>). Jésus s’est incarné pour connaître l’expérience humaine, pour vivre selon les schémas trouvés dans les psaumes, goûtant à l'humiliation, à la souffrance, à la mort, à la justification et à la gloire. Il est le seul être humain qui a complètement plu à Dieu (</w:t>
       </w:r>
-      <w:hyperlink r:id="rId14">
-        <w:r>
-          <w:rPr>
-            <w:lang w:val="fr_FR" w:bidi="fr_FR"/>
-          </w:rPr>
-          <w:rPr>
-            <w:color w:val="0000EE"/>
-            <w:u w:val="single"/>
-          </w:rPr>
-          <w:t>Ps 1</w:t>
-        </w:r>
-      </w:hyperlink>
+      <w:r>
+        <w:rPr>
+          <w:lang w:val="fr_FR" w:bidi="fr_FR"/>
+        </w:rPr>
+        <w:t>Ps 1</w:t>
+      </w:r>
       <w:r>
         <w:rPr>
           <w:lang w:val="fr_FR" w:bidi="fr_FR"/>
         </w:rPr>
         <w:t>). Il est le Messie et Roi (</w:t>
       </w:r>
-      <w:hyperlink r:id="rId15">
-        <w:r>
-          <w:rPr>
-            <w:lang w:val="fr_FR" w:bidi="fr_FR"/>
-          </w:rPr>
-          <w:rPr>
-            <w:color w:val="0000EE"/>
-            <w:u w:val="single"/>
-          </w:rPr>
-          <w:t>Ps 2</w:t>
-        </w:r>
-      </w:hyperlink>
+      <w:r>
+        <w:rPr>
+          <w:lang w:val="fr_FR" w:bidi="fr_FR"/>
+        </w:rPr>
+        <w:t>Ps 2</w:t>
+      </w:r>
       <w:r>
         <w:rPr>
           <w:lang w:val="fr_FR" w:bidi="fr_FR"/>
